--- a/lessons/13/BuildValidationPart1.docx
+++ b/lessons/13/BuildValidationPart1.docx
@@ -1,6 +1,6 @@
 
 <file path=word/document.xml><?xml version="1.0" encoding="utf-8"?>
-<w:document xmlns:wpc="http://schemas.microsoft.com/office/word/2010/wordprocessingCanvas" xmlns:cx="http://schemas.microsoft.com/office/drawing/2014/chartex" xmlns:cx1="http://schemas.microsoft.com/office/drawing/2015/9/8/chartex" xmlns:cx2="http://schemas.microsoft.com/office/drawing/2015/10/21/chartex" xmlns:cx3="http://schemas.microsoft.com/office/drawing/2016/5/9/chartex" xmlns:cx4="http://schemas.microsoft.com/office/drawing/2016/5/10/chartex" xmlns:cx5="http://schemas.microsoft.com/office/drawing/2016/5/11/chartex" xmlns:cx6="http://schemas.microsoft.com/office/drawing/2016/5/12/chartex" xmlns:cx7="http://schemas.microsoft.com/office/drawing/2016/5/13/chartex" xmlns:cx8="http://schemas.microsoft.com/office/drawing/2016/5/14/chartex" xmlns:mc="http://schemas.openxmlformats.org/markup-compatibility/2006" xmlns:aink="http://schemas.microsoft.com/office/drawing/2016/ink" xmlns:am3d="http://schemas.microsoft.com/office/drawing/2017/model3d" xmlns:o="urn:schemas-microsoft-com:office:office" xmlns:r="http://schemas.openxmlformats.org/officeDocument/2006/relationships" xmlns:m="http://schemas.openxmlformats.org/officeDocument/2006/math" xmlns:v="urn:schemas-microsoft-com:vml" xmlns:wp14="http://schemas.microsoft.com/office/word/2010/wordprocessingDrawing" xmlns:wp="http://schemas.openxmlformats.org/drawingml/2006/wordprocessingDrawing" xmlns:w10="urn:schemas-microsoft-com:office:word" xmlns:w="http://schemas.openxmlformats.org/wordprocessingml/2006/main" xmlns:w14="http://schemas.microsoft.com/office/word/2010/wordml" xmlns:w15="http://schemas.microsoft.com/office/word/2012/wordml" xmlns:w16cex="http://schemas.microsoft.com/office/word/2018/wordml/cex" xmlns:w16cid="http://schemas.microsoft.com/office/word/2016/wordml/cid" xmlns:w16="http://schemas.microsoft.com/office/word/2018/wordml" xmlns:w16sdtdh="http://schemas.microsoft.com/office/word/2020/wordml/sdtdatahash" xmlns:w16se="http://schemas.microsoft.com/office/word/2015/wordml/symex" xmlns:wpg="http://schemas.microsoft.com/office/word/2010/wordprocessingGroup" xmlns:wpi="http://schemas.microsoft.com/office/word/2010/wordprocessingInk" xmlns:wne="http://schemas.microsoft.com/office/word/2006/wordml" xmlns:wps="http://schemas.microsoft.com/office/word/2010/wordprocessingShape" mc:Ignorable="w14 w15 w16se w16cid w16 w16cex w16sdtdh wp14">
+<w:document xmlns:wpc="http://schemas.microsoft.com/office/word/2010/wordprocessingCanvas" xmlns:cx="http://schemas.microsoft.com/office/drawing/2014/chartex" xmlns:cx1="http://schemas.microsoft.com/office/drawing/2015/9/8/chartex" xmlns:cx2="http://schemas.microsoft.com/office/drawing/2015/10/21/chartex" xmlns:cx3="http://schemas.microsoft.com/office/drawing/2016/5/9/chartex" xmlns:cx4="http://schemas.microsoft.com/office/drawing/2016/5/10/chartex" xmlns:cx5="http://schemas.microsoft.com/office/drawing/2016/5/11/chartex" xmlns:cx6="http://schemas.microsoft.com/office/drawing/2016/5/12/chartex" xmlns:cx7="http://schemas.microsoft.com/office/drawing/2016/5/13/chartex" xmlns:cx8="http://schemas.microsoft.com/office/drawing/2016/5/14/chartex" xmlns:mc="http://schemas.openxmlformats.org/markup-compatibility/2006" xmlns:aink="http://schemas.microsoft.com/office/drawing/2016/ink" xmlns:am3d="http://schemas.microsoft.com/office/drawing/2017/model3d" xmlns:o="urn:schemas-microsoft-com:office:office" xmlns:oel="http://schemas.microsoft.com/office/2019/extlst" xmlns:r="http://schemas.openxmlformats.org/officeDocument/2006/relationships" xmlns:m="http://schemas.openxmlformats.org/officeDocument/2006/math" xmlns:v="urn:schemas-microsoft-com:vml" xmlns:wp14="http://schemas.microsoft.com/office/word/2010/wordprocessingDrawing" xmlns:wp="http://schemas.openxmlformats.org/drawingml/2006/wordprocessingDrawing" xmlns:w10="urn:schemas-microsoft-com:office:word" xmlns:w="http://schemas.openxmlformats.org/wordprocessingml/2006/main" xmlns:w14="http://schemas.microsoft.com/office/word/2010/wordml" xmlns:w15="http://schemas.microsoft.com/office/word/2012/wordml" xmlns:w16cex="http://schemas.microsoft.com/office/word/2018/wordml/cex" xmlns:w16cid="http://schemas.microsoft.com/office/word/2016/wordml/cid" xmlns:w16="http://schemas.microsoft.com/office/word/2018/wordml" xmlns:w16du="http://schemas.microsoft.com/office/word/2023/wordml/word16du" xmlns:w16sdtdh="http://schemas.microsoft.com/office/word/2020/wordml/sdtdatahash" xmlns:w16se="http://schemas.microsoft.com/office/word/2015/wordml/symex" xmlns:wpg="http://schemas.microsoft.com/office/word/2010/wordprocessingGroup" xmlns:wpi="http://schemas.microsoft.com/office/word/2010/wordprocessingInk" xmlns:wne="http://schemas.microsoft.com/office/word/2006/wordml" xmlns:wps="http://schemas.microsoft.com/office/word/2010/wordprocessingShape" mc:Ignorable="w14 w15 w16se w16cid w16 w16cex w16sdtdh w16du wp14">
   <w:body>
     <w:p>
       <w:pPr>
@@ -182,7 +182,17 @@
           <w:sz w:val="24"/>
           <w:szCs w:val="24"/>
         </w:rPr>
-        <w:t>drive test safely as discussed in the prior Test and Deploy activity.</w:t>
+        <w:t>the drive</w:t>
+      </w:r>
+      <w:r>
+        <w:rPr>
+          <w:rFonts w:eastAsiaTheme="minorHAnsi" w:cs="Calibri"/>
+          <w:b w:val="0"/>
+          <w:color w:val="auto"/>
+          <w:sz w:val="24"/>
+          <w:szCs w:val="24"/>
+        </w:rPr>
+        <w:t xml:space="preserve"> test safely as discussed in the prior Test and Deploy activity.</w:t>
       </w:r>
     </w:p>
     <w:p>
@@ -232,7 +242,23 @@
           <w:sz w:val="24"/>
           <w:szCs w:val="24"/>
         </w:rPr>
-        <w:t xml:space="preserve"> (note: </w:t>
+        <w:t xml:space="preserve"> (</w:t>
+      </w:r>
+      <w:r>
+        <w:rPr>
+          <w:rFonts w:cs="Calibri"/>
+          <w:sz w:val="24"/>
+          <w:szCs w:val="24"/>
+        </w:rPr>
+        <w:t>Note</w:t>
+      </w:r>
+      <w:r>
+        <w:rPr>
+          <w:rFonts w:cs="Calibri"/>
+          <w:sz w:val="24"/>
+          <w:szCs w:val="24"/>
+        </w:rPr>
+        <w:t xml:space="preserve">: </w:t>
       </w:r>
       <w:r>
         <w:rPr>
@@ -355,19 +381,11 @@
         </w:rPr>
         <w:t xml:space="preserve"> or iPhone </w:t>
       </w:r>
-      <w:proofErr w:type="spellStart"/>
-      <w:r>
-        <w:rPr>
-          <w:rFonts w:cs="Cavolini"/>
-        </w:rPr>
-        <w:t>YahboomRobot</w:t>
-      </w:r>
-      <w:proofErr w:type="spellEnd"/>
-      <w:r>
-        <w:rPr>
-          <w:rFonts w:cs="Cavolini"/>
-        </w:rPr>
-        <w:t xml:space="preserve"> application. </w:t>
+      <w:r>
+        <w:rPr>
+          <w:rFonts w:cs="Cavolini"/>
+        </w:rPr>
+        <w:t xml:space="preserve">YahboomRobot application. </w:t>
       </w:r>
     </w:p>
     <w:p>
@@ -410,7 +428,7 @@
           <w:noProof/>
         </w:rPr>
         <w:drawing>
-          <wp:inline distT="0" distB="0" distL="0" distR="0" wp14:anchorId="5E09D07B" wp14:editId="7286D41A">
+          <wp:inline distT="0" distB="0" distL="0" distR="0" wp14:anchorId="5E09D07B" wp14:editId="23C52989">
             <wp:extent cx="3657600" cy="2057400"/>
             <wp:effectExtent l="0" t="0" r="0" b="0"/>
             <wp:docPr id="4" name="Picture 4"/>
@@ -731,21 +749,7 @@
         <w:rPr>
           <w:rFonts w:cs="Cavolini"/>
         </w:rPr>
-        <w:t xml:space="preserve">A </w:t>
-      </w:r>
-      <w:proofErr w:type="spellStart"/>
-      <w:r>
-        <w:rPr>
-          <w:rFonts w:cs="Cavolini"/>
-        </w:rPr>
-        <w:t>PairConnect</w:t>
-      </w:r>
-      <w:proofErr w:type="spellEnd"/>
-      <w:r>
-        <w:rPr>
-          <w:rFonts w:cs="Cavolini"/>
-        </w:rPr>
-        <w:t xml:space="preserve"> button will display</w:t>
+        <w:t>A PairConnect button will display</w:t>
       </w:r>
       <w:r>
         <w:rPr>
@@ -757,21 +761,7 @@
         <w:rPr>
           <w:rFonts w:cs="Cavolini"/>
         </w:rPr>
-        <w:t xml:space="preserve"> Press the </w:t>
-      </w:r>
-      <w:proofErr w:type="spellStart"/>
-      <w:r>
-        <w:rPr>
-          <w:rFonts w:cs="Cavolini"/>
-        </w:rPr>
-        <w:t>PairConnect</w:t>
-      </w:r>
-      <w:proofErr w:type="spellEnd"/>
-      <w:r>
-        <w:rPr>
-          <w:rFonts w:cs="Cavolini"/>
-        </w:rPr>
-        <w:t xml:space="preserve"> button to make the Bluetooth connection. </w:t>
+        <w:t xml:space="preserve"> Press the PairConnect button to make the Bluetooth connection. </w:t>
       </w:r>
       <w:r>
         <w:rPr>
@@ -3375,7 +3365,13 @@
               <w:rPr>
                 <w:rFonts w:cs="Cavolini"/>
               </w:rPr>
-              <w:t>Describe the X value shown in U. What does this indicate? What are possible values?</w:t>
+              <w:t xml:space="preserve">Describe the X value shown in U. What does this indicate? What are </w:t>
+            </w:r>
+            <w:r>
+              <w:rPr>
+                <w:rFonts w:cs="Cavolini"/>
+              </w:rPr>
+              <w:t>possible values?</w:t>
             </w:r>
           </w:p>
         </w:tc>
@@ -3798,7 +3794,19 @@
         <w:rPr>
           <w:rFonts w:cs="Cavolini"/>
         </w:rPr>
-        <w:t xml:space="preserve"> Continue to test the piRover and application interface. When you are ready, remove the piRover from the stand and </w:t>
+        <w:t xml:space="preserve"> Continue to </w:t>
+      </w:r>
+      <w:r>
+        <w:rPr>
+          <w:rFonts w:cs="Cavolini"/>
+        </w:rPr>
+        <w:t>evaluate</w:t>
+      </w:r>
+      <w:r>
+        <w:rPr>
+          <w:rFonts w:cs="Cavolini"/>
+        </w:rPr>
+        <w:t xml:space="preserve"> the piRover and application interface. When you are ready, remove the piRover from the stand and </w:t>
       </w:r>
       <w:r>
         <w:rPr>
@@ -3869,7 +3877,7 @@
 </file>
 
 <file path=word/endnotes.xml><?xml version="1.0" encoding="utf-8"?>
-<w:endnotes xmlns:wpc="http://schemas.microsoft.com/office/word/2010/wordprocessingCanvas" xmlns:cx="http://schemas.microsoft.com/office/drawing/2014/chartex" xmlns:cx1="http://schemas.microsoft.com/office/drawing/2015/9/8/chartex" xmlns:cx2="http://schemas.microsoft.com/office/drawing/2015/10/21/chartex" xmlns:cx3="http://schemas.microsoft.com/office/drawing/2016/5/9/chartex" xmlns:cx4="http://schemas.microsoft.com/office/drawing/2016/5/10/chartex" xmlns:cx5="http://schemas.microsoft.com/office/drawing/2016/5/11/chartex" xmlns:cx6="http://schemas.microsoft.com/office/drawing/2016/5/12/chartex" xmlns:cx7="http://schemas.microsoft.com/office/drawing/2016/5/13/chartex" xmlns:cx8="http://schemas.microsoft.com/office/drawing/2016/5/14/chartex" xmlns:mc="http://schemas.openxmlformats.org/markup-compatibility/2006" xmlns:aink="http://schemas.microsoft.com/office/drawing/2016/ink" xmlns:am3d="http://schemas.microsoft.com/office/drawing/2017/model3d" xmlns:o="urn:schemas-microsoft-com:office:office" xmlns:r="http://schemas.openxmlformats.org/officeDocument/2006/relationships" xmlns:m="http://schemas.openxmlformats.org/officeDocument/2006/math" xmlns:v="urn:schemas-microsoft-com:vml" xmlns:wp14="http://schemas.microsoft.com/office/word/2010/wordprocessingDrawing" xmlns:wp="http://schemas.openxmlformats.org/drawingml/2006/wordprocessingDrawing" xmlns:w10="urn:schemas-microsoft-com:office:word" xmlns:w="http://schemas.openxmlformats.org/wordprocessingml/2006/main" xmlns:w14="http://schemas.microsoft.com/office/word/2010/wordml" xmlns:w15="http://schemas.microsoft.com/office/word/2012/wordml" xmlns:w16cex="http://schemas.microsoft.com/office/word/2018/wordml/cex" xmlns:w16cid="http://schemas.microsoft.com/office/word/2016/wordml/cid" xmlns:w16="http://schemas.microsoft.com/office/word/2018/wordml" xmlns:w16sdtdh="http://schemas.microsoft.com/office/word/2020/wordml/sdtdatahash" xmlns:w16se="http://schemas.microsoft.com/office/word/2015/wordml/symex" xmlns:wpg="http://schemas.microsoft.com/office/word/2010/wordprocessingGroup" xmlns:wpi="http://schemas.microsoft.com/office/word/2010/wordprocessingInk" xmlns:wne="http://schemas.microsoft.com/office/word/2006/wordml" xmlns:wps="http://schemas.microsoft.com/office/word/2010/wordprocessingShape" mc:Ignorable="w14 w15 w16se w16cid w16 w16cex w16sdtdh wp14">
+<w:endnotes xmlns:wpc="http://schemas.microsoft.com/office/word/2010/wordprocessingCanvas" xmlns:cx="http://schemas.microsoft.com/office/drawing/2014/chartex" xmlns:cx1="http://schemas.microsoft.com/office/drawing/2015/9/8/chartex" xmlns:cx2="http://schemas.microsoft.com/office/drawing/2015/10/21/chartex" xmlns:cx3="http://schemas.microsoft.com/office/drawing/2016/5/9/chartex" xmlns:cx4="http://schemas.microsoft.com/office/drawing/2016/5/10/chartex" xmlns:cx5="http://schemas.microsoft.com/office/drawing/2016/5/11/chartex" xmlns:cx6="http://schemas.microsoft.com/office/drawing/2016/5/12/chartex" xmlns:cx7="http://schemas.microsoft.com/office/drawing/2016/5/13/chartex" xmlns:cx8="http://schemas.microsoft.com/office/drawing/2016/5/14/chartex" xmlns:mc="http://schemas.openxmlformats.org/markup-compatibility/2006" xmlns:aink="http://schemas.microsoft.com/office/drawing/2016/ink" xmlns:am3d="http://schemas.microsoft.com/office/drawing/2017/model3d" xmlns:o="urn:schemas-microsoft-com:office:office" xmlns:oel="http://schemas.microsoft.com/office/2019/extlst" xmlns:r="http://schemas.openxmlformats.org/officeDocument/2006/relationships" xmlns:m="http://schemas.openxmlformats.org/officeDocument/2006/math" xmlns:v="urn:schemas-microsoft-com:vml" xmlns:wp14="http://schemas.microsoft.com/office/word/2010/wordprocessingDrawing" xmlns:wp="http://schemas.openxmlformats.org/drawingml/2006/wordprocessingDrawing" xmlns:w10="urn:schemas-microsoft-com:office:word" xmlns:w="http://schemas.openxmlformats.org/wordprocessingml/2006/main" xmlns:w14="http://schemas.microsoft.com/office/word/2010/wordml" xmlns:w15="http://schemas.microsoft.com/office/word/2012/wordml" xmlns:w16cex="http://schemas.microsoft.com/office/word/2018/wordml/cex" xmlns:w16cid="http://schemas.microsoft.com/office/word/2016/wordml/cid" xmlns:w16="http://schemas.microsoft.com/office/word/2018/wordml" xmlns:w16du="http://schemas.microsoft.com/office/word/2023/wordml/word16du" xmlns:w16sdtdh="http://schemas.microsoft.com/office/word/2020/wordml/sdtdatahash" xmlns:w16se="http://schemas.microsoft.com/office/word/2015/wordml/symex" xmlns:wpg="http://schemas.microsoft.com/office/word/2010/wordprocessingGroup" xmlns:wpi="http://schemas.microsoft.com/office/word/2010/wordprocessingInk" xmlns:wne="http://schemas.microsoft.com/office/word/2006/wordml" xmlns:wps="http://schemas.microsoft.com/office/word/2010/wordprocessingShape" mc:Ignorable="w14 w15 w16se w16cid w16 w16cex w16sdtdh w16du wp14">
   <w:endnote w:type="separator" w:id="-1">
     <w:p>
       <w:pPr>
@@ -3894,7 +3902,7 @@
 </file>
 
 <file path=word/footer1.xml><?xml version="1.0" encoding="utf-8"?>
-<w:ftr xmlns:wpc="http://schemas.microsoft.com/office/word/2010/wordprocessingCanvas" xmlns:cx="http://schemas.microsoft.com/office/drawing/2014/chartex" xmlns:cx1="http://schemas.microsoft.com/office/drawing/2015/9/8/chartex" xmlns:cx2="http://schemas.microsoft.com/office/drawing/2015/10/21/chartex" xmlns:cx3="http://schemas.microsoft.com/office/drawing/2016/5/9/chartex" xmlns:cx4="http://schemas.microsoft.com/office/drawing/2016/5/10/chartex" xmlns:cx5="http://schemas.microsoft.com/office/drawing/2016/5/11/chartex" xmlns:cx6="http://schemas.microsoft.com/office/drawing/2016/5/12/chartex" xmlns:cx7="http://schemas.microsoft.com/office/drawing/2016/5/13/chartex" xmlns:cx8="http://schemas.microsoft.com/office/drawing/2016/5/14/chartex" xmlns:mc="http://schemas.openxmlformats.org/markup-compatibility/2006" xmlns:aink="http://schemas.microsoft.com/office/drawing/2016/ink" xmlns:am3d="http://schemas.microsoft.com/office/drawing/2017/model3d" xmlns:o="urn:schemas-microsoft-com:office:office" xmlns:r="http://schemas.openxmlformats.org/officeDocument/2006/relationships" xmlns:m="http://schemas.openxmlformats.org/officeDocument/2006/math" xmlns:v="urn:schemas-microsoft-com:vml" xmlns:wp14="http://schemas.microsoft.com/office/word/2010/wordprocessingDrawing" xmlns:wp="http://schemas.openxmlformats.org/drawingml/2006/wordprocessingDrawing" xmlns:w10="urn:schemas-microsoft-com:office:word" xmlns:w="http://schemas.openxmlformats.org/wordprocessingml/2006/main" xmlns:w14="http://schemas.microsoft.com/office/word/2010/wordml" xmlns:w15="http://schemas.microsoft.com/office/word/2012/wordml" xmlns:w16cex="http://schemas.microsoft.com/office/word/2018/wordml/cex" xmlns:w16cid="http://schemas.microsoft.com/office/word/2016/wordml/cid" xmlns:w16="http://schemas.microsoft.com/office/word/2018/wordml" xmlns:w16sdtdh="http://schemas.microsoft.com/office/word/2020/wordml/sdtdatahash" xmlns:w16se="http://schemas.microsoft.com/office/word/2015/wordml/symex" xmlns:wpg="http://schemas.microsoft.com/office/word/2010/wordprocessingGroup" xmlns:wpi="http://schemas.microsoft.com/office/word/2010/wordprocessingInk" xmlns:wne="http://schemas.microsoft.com/office/word/2006/wordml" xmlns:wps="http://schemas.microsoft.com/office/word/2010/wordprocessingShape" mc:Ignorable="w14 w15 w16se w16cid w16 w16cex w16sdtdh wp14">
+<w:ftr xmlns:wpc="http://schemas.microsoft.com/office/word/2010/wordprocessingCanvas" xmlns:cx="http://schemas.microsoft.com/office/drawing/2014/chartex" xmlns:cx1="http://schemas.microsoft.com/office/drawing/2015/9/8/chartex" xmlns:cx2="http://schemas.microsoft.com/office/drawing/2015/10/21/chartex" xmlns:cx3="http://schemas.microsoft.com/office/drawing/2016/5/9/chartex" xmlns:cx4="http://schemas.microsoft.com/office/drawing/2016/5/10/chartex" xmlns:cx5="http://schemas.microsoft.com/office/drawing/2016/5/11/chartex" xmlns:cx6="http://schemas.microsoft.com/office/drawing/2016/5/12/chartex" xmlns:cx7="http://schemas.microsoft.com/office/drawing/2016/5/13/chartex" xmlns:cx8="http://schemas.microsoft.com/office/drawing/2016/5/14/chartex" xmlns:mc="http://schemas.openxmlformats.org/markup-compatibility/2006" xmlns:aink="http://schemas.microsoft.com/office/drawing/2016/ink" xmlns:am3d="http://schemas.microsoft.com/office/drawing/2017/model3d" xmlns:o="urn:schemas-microsoft-com:office:office" xmlns:oel="http://schemas.microsoft.com/office/2019/extlst" xmlns:r="http://schemas.openxmlformats.org/officeDocument/2006/relationships" xmlns:m="http://schemas.openxmlformats.org/officeDocument/2006/math" xmlns:v="urn:schemas-microsoft-com:vml" xmlns:wp14="http://schemas.microsoft.com/office/word/2010/wordprocessingDrawing" xmlns:wp="http://schemas.openxmlformats.org/drawingml/2006/wordprocessingDrawing" xmlns:w10="urn:schemas-microsoft-com:office:word" xmlns:w="http://schemas.openxmlformats.org/wordprocessingml/2006/main" xmlns:w14="http://schemas.microsoft.com/office/word/2010/wordml" xmlns:w15="http://schemas.microsoft.com/office/word/2012/wordml" xmlns:w16cex="http://schemas.microsoft.com/office/word/2018/wordml/cex" xmlns:w16cid="http://schemas.microsoft.com/office/word/2016/wordml/cid" xmlns:w16="http://schemas.microsoft.com/office/word/2018/wordml" xmlns:w16du="http://schemas.microsoft.com/office/word/2023/wordml/word16du" xmlns:w16sdtdh="http://schemas.microsoft.com/office/word/2020/wordml/sdtdatahash" xmlns:w16se="http://schemas.microsoft.com/office/word/2015/wordml/symex" xmlns:wpg="http://schemas.microsoft.com/office/word/2010/wordprocessingGroup" xmlns:wpi="http://schemas.microsoft.com/office/word/2010/wordprocessingInk" xmlns:wne="http://schemas.microsoft.com/office/word/2006/wordml" xmlns:wps="http://schemas.microsoft.com/office/word/2010/wordprocessingShape" mc:Ignorable="w14 w15 w16se w16cid w16 w16cex w16sdtdh w16du wp14">
   <w:sdt>
     <w:sdtPr>
       <w:id w:val="973801655"/>
@@ -3963,7 +3971,7 @@
 </file>
 
 <file path=word/footnotes.xml><?xml version="1.0" encoding="utf-8"?>
-<w:footnotes xmlns:wpc="http://schemas.microsoft.com/office/word/2010/wordprocessingCanvas" xmlns:cx="http://schemas.microsoft.com/office/drawing/2014/chartex" xmlns:cx1="http://schemas.microsoft.com/office/drawing/2015/9/8/chartex" xmlns:cx2="http://schemas.microsoft.com/office/drawing/2015/10/21/chartex" xmlns:cx3="http://schemas.microsoft.com/office/drawing/2016/5/9/chartex" xmlns:cx4="http://schemas.microsoft.com/office/drawing/2016/5/10/chartex" xmlns:cx5="http://schemas.microsoft.com/office/drawing/2016/5/11/chartex" xmlns:cx6="http://schemas.microsoft.com/office/drawing/2016/5/12/chartex" xmlns:cx7="http://schemas.microsoft.com/office/drawing/2016/5/13/chartex" xmlns:cx8="http://schemas.microsoft.com/office/drawing/2016/5/14/chartex" xmlns:mc="http://schemas.openxmlformats.org/markup-compatibility/2006" xmlns:aink="http://schemas.microsoft.com/office/drawing/2016/ink" xmlns:am3d="http://schemas.microsoft.com/office/drawing/2017/model3d" xmlns:o="urn:schemas-microsoft-com:office:office" xmlns:r="http://schemas.openxmlformats.org/officeDocument/2006/relationships" xmlns:m="http://schemas.openxmlformats.org/officeDocument/2006/math" xmlns:v="urn:schemas-microsoft-com:vml" xmlns:wp14="http://schemas.microsoft.com/office/word/2010/wordprocessingDrawing" xmlns:wp="http://schemas.openxmlformats.org/drawingml/2006/wordprocessingDrawing" xmlns:w10="urn:schemas-microsoft-com:office:word" xmlns:w="http://schemas.openxmlformats.org/wordprocessingml/2006/main" xmlns:w14="http://schemas.microsoft.com/office/word/2010/wordml" xmlns:w15="http://schemas.microsoft.com/office/word/2012/wordml" xmlns:w16cex="http://schemas.microsoft.com/office/word/2018/wordml/cex" xmlns:w16cid="http://schemas.microsoft.com/office/word/2016/wordml/cid" xmlns:w16="http://schemas.microsoft.com/office/word/2018/wordml" xmlns:w16sdtdh="http://schemas.microsoft.com/office/word/2020/wordml/sdtdatahash" xmlns:w16se="http://schemas.microsoft.com/office/word/2015/wordml/symex" xmlns:wpg="http://schemas.microsoft.com/office/word/2010/wordprocessingGroup" xmlns:wpi="http://schemas.microsoft.com/office/word/2010/wordprocessingInk" xmlns:wne="http://schemas.microsoft.com/office/word/2006/wordml" xmlns:wps="http://schemas.microsoft.com/office/word/2010/wordprocessingShape" mc:Ignorable="w14 w15 w16se w16cid w16 w16cex w16sdtdh wp14">
+<w:footnotes xmlns:wpc="http://schemas.microsoft.com/office/word/2010/wordprocessingCanvas" xmlns:cx="http://schemas.microsoft.com/office/drawing/2014/chartex" xmlns:cx1="http://schemas.microsoft.com/office/drawing/2015/9/8/chartex" xmlns:cx2="http://schemas.microsoft.com/office/drawing/2015/10/21/chartex" xmlns:cx3="http://schemas.microsoft.com/office/drawing/2016/5/9/chartex" xmlns:cx4="http://schemas.microsoft.com/office/drawing/2016/5/10/chartex" xmlns:cx5="http://schemas.microsoft.com/office/drawing/2016/5/11/chartex" xmlns:cx6="http://schemas.microsoft.com/office/drawing/2016/5/12/chartex" xmlns:cx7="http://schemas.microsoft.com/office/drawing/2016/5/13/chartex" xmlns:cx8="http://schemas.microsoft.com/office/drawing/2016/5/14/chartex" xmlns:mc="http://schemas.openxmlformats.org/markup-compatibility/2006" xmlns:aink="http://schemas.microsoft.com/office/drawing/2016/ink" xmlns:am3d="http://schemas.microsoft.com/office/drawing/2017/model3d" xmlns:o="urn:schemas-microsoft-com:office:office" xmlns:oel="http://schemas.microsoft.com/office/2019/extlst" xmlns:r="http://schemas.openxmlformats.org/officeDocument/2006/relationships" xmlns:m="http://schemas.openxmlformats.org/officeDocument/2006/math" xmlns:v="urn:schemas-microsoft-com:vml" xmlns:wp14="http://schemas.microsoft.com/office/word/2010/wordprocessingDrawing" xmlns:wp="http://schemas.openxmlformats.org/drawingml/2006/wordprocessingDrawing" xmlns:w10="urn:schemas-microsoft-com:office:word" xmlns:w="http://schemas.openxmlformats.org/wordprocessingml/2006/main" xmlns:w14="http://schemas.microsoft.com/office/word/2010/wordml" xmlns:w15="http://schemas.microsoft.com/office/word/2012/wordml" xmlns:w16cex="http://schemas.microsoft.com/office/word/2018/wordml/cex" xmlns:w16cid="http://schemas.microsoft.com/office/word/2016/wordml/cid" xmlns:w16="http://schemas.microsoft.com/office/word/2018/wordml" xmlns:w16du="http://schemas.microsoft.com/office/word/2023/wordml/word16du" xmlns:w16sdtdh="http://schemas.microsoft.com/office/word/2020/wordml/sdtdatahash" xmlns:w16se="http://schemas.microsoft.com/office/word/2015/wordml/symex" xmlns:wpg="http://schemas.microsoft.com/office/word/2010/wordprocessingGroup" xmlns:wpi="http://schemas.microsoft.com/office/word/2010/wordprocessingInk" xmlns:wne="http://schemas.microsoft.com/office/word/2006/wordml" xmlns:wps="http://schemas.microsoft.com/office/word/2010/wordprocessingShape" mc:Ignorable="w14 w15 w16se w16cid w16 w16cex w16sdtdh w16du wp14">
   <w:footnote w:type="separator" w:id="-1">
     <w:p>
       <w:pPr>
@@ -3988,7 +3996,7 @@
 </file>
 
 <file path=word/header1.xml><?xml version="1.0" encoding="utf-8"?>
-<w:hdr xmlns:wpc="http://schemas.microsoft.com/office/word/2010/wordprocessingCanvas" xmlns:cx="http://schemas.microsoft.com/office/drawing/2014/chartex" xmlns:cx1="http://schemas.microsoft.com/office/drawing/2015/9/8/chartex" xmlns:cx2="http://schemas.microsoft.com/office/drawing/2015/10/21/chartex" xmlns:cx3="http://schemas.microsoft.com/office/drawing/2016/5/9/chartex" xmlns:cx4="http://schemas.microsoft.com/office/drawing/2016/5/10/chartex" xmlns:cx5="http://schemas.microsoft.com/office/drawing/2016/5/11/chartex" xmlns:cx6="http://schemas.microsoft.com/office/drawing/2016/5/12/chartex" xmlns:cx7="http://schemas.microsoft.com/office/drawing/2016/5/13/chartex" xmlns:cx8="http://schemas.microsoft.com/office/drawing/2016/5/14/chartex" xmlns:mc="http://schemas.openxmlformats.org/markup-compatibility/2006" xmlns:aink="http://schemas.microsoft.com/office/drawing/2016/ink" xmlns:am3d="http://schemas.microsoft.com/office/drawing/2017/model3d" xmlns:o="urn:schemas-microsoft-com:office:office" xmlns:r="http://schemas.openxmlformats.org/officeDocument/2006/relationships" xmlns:m="http://schemas.openxmlformats.org/officeDocument/2006/math" xmlns:v="urn:schemas-microsoft-com:vml" xmlns:wp14="http://schemas.microsoft.com/office/word/2010/wordprocessingDrawing" xmlns:wp="http://schemas.openxmlformats.org/drawingml/2006/wordprocessingDrawing" xmlns:w10="urn:schemas-microsoft-com:office:word" xmlns:w="http://schemas.openxmlformats.org/wordprocessingml/2006/main" xmlns:w14="http://schemas.microsoft.com/office/word/2010/wordml" xmlns:w15="http://schemas.microsoft.com/office/word/2012/wordml" xmlns:w16cex="http://schemas.microsoft.com/office/word/2018/wordml/cex" xmlns:w16cid="http://schemas.microsoft.com/office/word/2016/wordml/cid" xmlns:w16="http://schemas.microsoft.com/office/word/2018/wordml" xmlns:w16sdtdh="http://schemas.microsoft.com/office/word/2020/wordml/sdtdatahash" xmlns:w16se="http://schemas.microsoft.com/office/word/2015/wordml/symex" xmlns:wpg="http://schemas.microsoft.com/office/word/2010/wordprocessingGroup" xmlns:wpi="http://schemas.microsoft.com/office/word/2010/wordprocessingInk" xmlns:wne="http://schemas.microsoft.com/office/word/2006/wordml" xmlns:wps="http://schemas.microsoft.com/office/word/2010/wordprocessingShape" mc:Ignorable="w14 w15 w16se w16cid w16 w16cex w16sdtdh wp14">
+<w:hdr xmlns:wpc="http://schemas.microsoft.com/office/word/2010/wordprocessingCanvas" xmlns:cx="http://schemas.microsoft.com/office/drawing/2014/chartex" xmlns:cx1="http://schemas.microsoft.com/office/drawing/2015/9/8/chartex" xmlns:cx2="http://schemas.microsoft.com/office/drawing/2015/10/21/chartex" xmlns:cx3="http://schemas.microsoft.com/office/drawing/2016/5/9/chartex" xmlns:cx4="http://schemas.microsoft.com/office/drawing/2016/5/10/chartex" xmlns:cx5="http://schemas.microsoft.com/office/drawing/2016/5/11/chartex" xmlns:cx6="http://schemas.microsoft.com/office/drawing/2016/5/12/chartex" xmlns:cx7="http://schemas.microsoft.com/office/drawing/2016/5/13/chartex" xmlns:cx8="http://schemas.microsoft.com/office/drawing/2016/5/14/chartex" xmlns:mc="http://schemas.openxmlformats.org/markup-compatibility/2006" xmlns:aink="http://schemas.microsoft.com/office/drawing/2016/ink" xmlns:am3d="http://schemas.microsoft.com/office/drawing/2017/model3d" xmlns:o="urn:schemas-microsoft-com:office:office" xmlns:oel="http://schemas.microsoft.com/office/2019/extlst" xmlns:r="http://schemas.openxmlformats.org/officeDocument/2006/relationships" xmlns:m="http://schemas.openxmlformats.org/officeDocument/2006/math" xmlns:v="urn:schemas-microsoft-com:vml" xmlns:wp14="http://schemas.microsoft.com/office/word/2010/wordprocessingDrawing" xmlns:wp="http://schemas.openxmlformats.org/drawingml/2006/wordprocessingDrawing" xmlns:w10="urn:schemas-microsoft-com:office:word" xmlns:w="http://schemas.openxmlformats.org/wordprocessingml/2006/main" xmlns:w14="http://schemas.microsoft.com/office/word/2010/wordml" xmlns:w15="http://schemas.microsoft.com/office/word/2012/wordml" xmlns:w16cex="http://schemas.microsoft.com/office/word/2018/wordml/cex" xmlns:w16cid="http://schemas.microsoft.com/office/word/2016/wordml/cid" xmlns:w16="http://schemas.microsoft.com/office/word/2018/wordml" xmlns:w16du="http://schemas.microsoft.com/office/word/2023/wordml/word16du" xmlns:w16sdtdh="http://schemas.microsoft.com/office/word/2020/wordml/sdtdatahash" xmlns:w16se="http://schemas.microsoft.com/office/word/2015/wordml/symex" xmlns:wpg="http://schemas.microsoft.com/office/word/2010/wordprocessingGroup" xmlns:wpi="http://schemas.microsoft.com/office/word/2010/wordprocessingInk" xmlns:wne="http://schemas.microsoft.com/office/word/2006/wordml" xmlns:wps="http://schemas.microsoft.com/office/word/2010/wordprocessingShape" mc:Ignorable="w14 w15 w16se w16cid w16 w16cex w16sdtdh w16du wp14">
   <w:p>
     <w:pPr>
       <w:pStyle w:val="Heading1"/>
@@ -4008,7 +4016,7 @@
 </file>
 
 <file path=word/numbering.xml><?xml version="1.0" encoding="utf-8"?>
-<w:numbering xmlns:wpc="http://schemas.microsoft.com/office/word/2010/wordprocessingCanvas" xmlns:cx="http://schemas.microsoft.com/office/drawing/2014/chartex" xmlns:cx1="http://schemas.microsoft.com/office/drawing/2015/9/8/chartex" xmlns:cx2="http://schemas.microsoft.com/office/drawing/2015/10/21/chartex" xmlns:cx3="http://schemas.microsoft.com/office/drawing/2016/5/9/chartex" xmlns:cx4="http://schemas.microsoft.com/office/drawing/2016/5/10/chartex" xmlns:cx5="http://schemas.microsoft.com/office/drawing/2016/5/11/chartex" xmlns:cx6="http://schemas.microsoft.com/office/drawing/2016/5/12/chartex" xmlns:cx7="http://schemas.microsoft.com/office/drawing/2016/5/13/chartex" xmlns:cx8="http://schemas.microsoft.com/office/drawing/2016/5/14/chartex" xmlns:mc="http://schemas.openxmlformats.org/markup-compatibility/2006" xmlns:aink="http://schemas.microsoft.com/office/drawing/2016/ink" xmlns:am3d="http://schemas.microsoft.com/office/drawing/2017/model3d" xmlns:o="urn:schemas-microsoft-com:office:office" xmlns:r="http://schemas.openxmlformats.org/officeDocument/2006/relationships" xmlns:m="http://schemas.openxmlformats.org/officeDocument/2006/math" xmlns:v="urn:schemas-microsoft-com:vml" xmlns:wp14="http://schemas.microsoft.com/office/word/2010/wordprocessingDrawing" xmlns:wp="http://schemas.openxmlformats.org/drawingml/2006/wordprocessingDrawing" xmlns:w10="urn:schemas-microsoft-com:office:word" xmlns:w="http://schemas.openxmlformats.org/wordprocessingml/2006/main" xmlns:w14="http://schemas.microsoft.com/office/word/2010/wordml" xmlns:w15="http://schemas.microsoft.com/office/word/2012/wordml" xmlns:w16cex="http://schemas.microsoft.com/office/word/2018/wordml/cex" xmlns:w16cid="http://schemas.microsoft.com/office/word/2016/wordml/cid" xmlns:w16="http://schemas.microsoft.com/office/word/2018/wordml" xmlns:w16sdtdh="http://schemas.microsoft.com/office/word/2020/wordml/sdtdatahash" xmlns:w16se="http://schemas.microsoft.com/office/word/2015/wordml/symex" xmlns:wpg="http://schemas.microsoft.com/office/word/2010/wordprocessingGroup" xmlns:wpi="http://schemas.microsoft.com/office/word/2010/wordprocessingInk" xmlns:wne="http://schemas.microsoft.com/office/word/2006/wordml" xmlns:wps="http://schemas.microsoft.com/office/word/2010/wordprocessingShape" mc:Ignorable="w14 w15 w16se w16cid w16 w16cex w16sdtdh wp14">
+<w:numbering xmlns:wpc="http://schemas.microsoft.com/office/word/2010/wordprocessingCanvas" xmlns:cx="http://schemas.microsoft.com/office/drawing/2014/chartex" xmlns:cx1="http://schemas.microsoft.com/office/drawing/2015/9/8/chartex" xmlns:cx2="http://schemas.microsoft.com/office/drawing/2015/10/21/chartex" xmlns:cx3="http://schemas.microsoft.com/office/drawing/2016/5/9/chartex" xmlns:cx4="http://schemas.microsoft.com/office/drawing/2016/5/10/chartex" xmlns:cx5="http://schemas.microsoft.com/office/drawing/2016/5/11/chartex" xmlns:cx6="http://schemas.microsoft.com/office/drawing/2016/5/12/chartex" xmlns:cx7="http://schemas.microsoft.com/office/drawing/2016/5/13/chartex" xmlns:cx8="http://schemas.microsoft.com/office/drawing/2016/5/14/chartex" xmlns:mc="http://schemas.openxmlformats.org/markup-compatibility/2006" xmlns:aink="http://schemas.microsoft.com/office/drawing/2016/ink" xmlns:am3d="http://schemas.microsoft.com/office/drawing/2017/model3d" xmlns:o="urn:schemas-microsoft-com:office:office" xmlns:oel="http://schemas.microsoft.com/office/2019/extlst" xmlns:r="http://schemas.openxmlformats.org/officeDocument/2006/relationships" xmlns:m="http://schemas.openxmlformats.org/officeDocument/2006/math" xmlns:v="urn:schemas-microsoft-com:vml" xmlns:wp14="http://schemas.microsoft.com/office/word/2010/wordprocessingDrawing" xmlns:wp="http://schemas.openxmlformats.org/drawingml/2006/wordprocessingDrawing" xmlns:w10="urn:schemas-microsoft-com:office:word" xmlns:w="http://schemas.openxmlformats.org/wordprocessingml/2006/main" xmlns:w14="http://schemas.microsoft.com/office/word/2010/wordml" xmlns:w15="http://schemas.microsoft.com/office/word/2012/wordml" xmlns:w16cex="http://schemas.microsoft.com/office/word/2018/wordml/cex" xmlns:w16cid="http://schemas.microsoft.com/office/word/2016/wordml/cid" xmlns:w16="http://schemas.microsoft.com/office/word/2018/wordml" xmlns:w16du="http://schemas.microsoft.com/office/word/2023/wordml/word16du" xmlns:w16sdtdh="http://schemas.microsoft.com/office/word/2020/wordml/sdtdatahash" xmlns:w16se="http://schemas.microsoft.com/office/word/2015/wordml/symex" xmlns:wpg="http://schemas.microsoft.com/office/word/2010/wordprocessingGroup" xmlns:wpi="http://schemas.microsoft.com/office/word/2010/wordprocessingInk" xmlns:wne="http://schemas.microsoft.com/office/word/2006/wordml" xmlns:wps="http://schemas.microsoft.com/office/word/2010/wordprocessingShape" mc:Ignorable="w14 w15 w16se w16cid w16 w16cex w16sdtdh w16du wp14">
   <w:abstractNum w:abstractNumId="0" w15:restartNumberingAfterBreak="0">
     <w:nsid w:val="0B9B6B9F"/>
     <w:multiLevelType w:val="hybridMultilevel"/>
@@ -5505,62 +5513,62 @@
       </w:pPr>
     </w:lvl>
   </w:abstractNum>
-  <w:num w:numId="1">
+  <w:num w:numId="1" w16cid:durableId="1811633949">
     <w:abstractNumId w:val="3"/>
   </w:num>
-  <w:num w:numId="2">
+  <w:num w:numId="2" w16cid:durableId="347876942">
     <w:abstractNumId w:val="4"/>
   </w:num>
-  <w:num w:numId="3">
+  <w:num w:numId="3" w16cid:durableId="971984803">
     <w:abstractNumId w:val="8"/>
   </w:num>
-  <w:num w:numId="4">
+  <w:num w:numId="4" w16cid:durableId="109859969">
     <w:abstractNumId w:val="15"/>
   </w:num>
-  <w:num w:numId="5">
+  <w:num w:numId="5" w16cid:durableId="888764483">
     <w:abstractNumId w:val="2"/>
   </w:num>
-  <w:num w:numId="6">
+  <w:num w:numId="6" w16cid:durableId="763304912">
     <w:abstractNumId w:val="11"/>
   </w:num>
-  <w:num w:numId="7">
+  <w:num w:numId="7" w16cid:durableId="664668318">
     <w:abstractNumId w:val="9"/>
   </w:num>
-  <w:num w:numId="8">
+  <w:num w:numId="8" w16cid:durableId="742988537">
     <w:abstractNumId w:val="12"/>
   </w:num>
-  <w:num w:numId="9">
+  <w:num w:numId="9" w16cid:durableId="859389509">
     <w:abstractNumId w:val="13"/>
   </w:num>
-  <w:num w:numId="10">
+  <w:num w:numId="10" w16cid:durableId="2077894119">
     <w:abstractNumId w:val="16"/>
   </w:num>
-  <w:num w:numId="11">
+  <w:num w:numId="11" w16cid:durableId="904148239">
     <w:abstractNumId w:val="0"/>
   </w:num>
-  <w:num w:numId="12">
+  <w:num w:numId="12" w16cid:durableId="1690402124">
     <w:abstractNumId w:val="5"/>
   </w:num>
-  <w:num w:numId="13">
+  <w:num w:numId="13" w16cid:durableId="1592664189">
     <w:abstractNumId w:val="1"/>
   </w:num>
-  <w:num w:numId="14">
+  <w:num w:numId="14" w16cid:durableId="13314218">
     <w:abstractNumId w:val="7"/>
   </w:num>
-  <w:num w:numId="15">
+  <w:num w:numId="15" w16cid:durableId="1844660807">
     <w:abstractNumId w:val="14"/>
   </w:num>
-  <w:num w:numId="16">
+  <w:num w:numId="16" w16cid:durableId="1727871258">
     <w:abstractNumId w:val="10"/>
   </w:num>
-  <w:num w:numId="17">
+  <w:num w:numId="17" w16cid:durableId="581331426">
     <w:abstractNumId w:val="6"/>
   </w:num>
 </w:numbering>
 </file>
 
 <file path=word/styles.xml><?xml version="1.0" encoding="utf-8"?>
-<w:styles xmlns:mc="http://schemas.openxmlformats.org/markup-compatibility/2006" xmlns:r="http://schemas.openxmlformats.org/officeDocument/2006/relationships" xmlns:w="http://schemas.openxmlformats.org/wordprocessingml/2006/main" xmlns:w14="http://schemas.microsoft.com/office/word/2010/wordml" xmlns:w15="http://schemas.microsoft.com/office/word/2012/wordml" xmlns:w16cex="http://schemas.microsoft.com/office/word/2018/wordml/cex" xmlns:w16cid="http://schemas.microsoft.com/office/word/2016/wordml/cid" xmlns:w16="http://schemas.microsoft.com/office/word/2018/wordml" xmlns:w16sdtdh="http://schemas.microsoft.com/office/word/2020/wordml/sdtdatahash" xmlns:w16se="http://schemas.microsoft.com/office/word/2015/wordml/symex" mc:Ignorable="w14 w15 w16se w16cid w16 w16cex w16sdtdh">
+<w:styles xmlns:mc="http://schemas.openxmlformats.org/markup-compatibility/2006" xmlns:r="http://schemas.openxmlformats.org/officeDocument/2006/relationships" xmlns:w="http://schemas.openxmlformats.org/wordprocessingml/2006/main" xmlns:w14="http://schemas.microsoft.com/office/word/2010/wordml" xmlns:w15="http://schemas.microsoft.com/office/word/2012/wordml" xmlns:w16cex="http://schemas.microsoft.com/office/word/2018/wordml/cex" xmlns:w16cid="http://schemas.microsoft.com/office/word/2016/wordml/cid" xmlns:w16="http://schemas.microsoft.com/office/word/2018/wordml" xmlns:w16du="http://schemas.microsoft.com/office/word/2023/wordml/word16du" xmlns:w16sdtdh="http://schemas.microsoft.com/office/word/2020/wordml/sdtdatahash" xmlns:w16se="http://schemas.microsoft.com/office/word/2015/wordml/symex" mc:Ignorable="w14 w15 w16se w16cid w16 w16cex w16sdtdh w16du">
   <w:docDefaults>
     <w:rPrDefault>
       <w:rPr>

--- a/lessons/13/BuildValidationPart1.docx
+++ b/lessons/13/BuildValidationPart1.docx
@@ -428,7 +428,7 @@
           <w:noProof/>
         </w:rPr>
         <w:drawing>
-          <wp:inline distT="0" distB="0" distL="0" distR="0" wp14:anchorId="5E09D07B" wp14:editId="23C52989">
+          <wp:inline distT="0" distB="0" distL="0" distR="0" wp14:anchorId="5E09D07B" wp14:editId="2F8C2EFD">
             <wp:extent cx="3657600" cy="2057400"/>
             <wp:effectExtent l="0" t="0" r="0" b="0"/>
             <wp:docPr id="4" name="Picture 4"/>
@@ -811,6 +811,7 @@
         </w:rPr>
         <w:t>Disconnect</w:t>
       </w:r>
+      <w:proofErr w:type="gramStart"/>
       <w:r>
         <w:rPr>
           <w:rFonts w:cs="Cavolini"/>
@@ -823,6 +824,7 @@
         </w:rPr>
         <w:t>.</w:t>
       </w:r>
+      <w:proofErr w:type="gramEnd"/>
       <w:r>
         <w:rPr>
           <w:rFonts w:cs="Cavolini"/>
@@ -3812,7 +3814,21 @@
         <w:rPr>
           <w:rFonts w:cs="Cavolini"/>
         </w:rPr>
-        <w:t>further test the drive operation and functionality.</w:t>
+        <w:t xml:space="preserve">further </w:t>
+      </w:r>
+      <w:proofErr w:type="gramStart"/>
+      <w:r>
+        <w:rPr>
+          <w:rFonts w:cs="Cavolini"/>
+        </w:rPr>
+        <w:t>test</w:t>
+      </w:r>
+      <w:proofErr w:type="gramEnd"/>
+      <w:r>
+        <w:rPr>
+          <w:rFonts w:cs="Cavolini"/>
+        </w:rPr>
+        <w:t xml:space="preserve"> the drive operation and functionality.</w:t>
       </w:r>
       <w:r>
         <w:rPr>

--- a/lessons/13/BuildValidationPart1.docx
+++ b/lessons/13/BuildValidationPart1.docx
@@ -1,6 +1,6 @@
 
 <file path=word/document.xml><?xml version="1.0" encoding="utf-8"?>
-<w:document xmlns:wpc="http://schemas.microsoft.com/office/word/2010/wordprocessingCanvas" xmlns:cx="http://schemas.microsoft.com/office/drawing/2014/chartex" xmlns:cx1="http://schemas.microsoft.com/office/drawing/2015/9/8/chartex" xmlns:cx2="http://schemas.microsoft.com/office/drawing/2015/10/21/chartex" xmlns:cx3="http://schemas.microsoft.com/office/drawing/2016/5/9/chartex" xmlns:cx4="http://schemas.microsoft.com/office/drawing/2016/5/10/chartex" xmlns:cx5="http://schemas.microsoft.com/office/drawing/2016/5/11/chartex" xmlns:cx6="http://schemas.microsoft.com/office/drawing/2016/5/12/chartex" xmlns:cx7="http://schemas.microsoft.com/office/drawing/2016/5/13/chartex" xmlns:cx8="http://schemas.microsoft.com/office/drawing/2016/5/14/chartex" xmlns:mc="http://schemas.openxmlformats.org/markup-compatibility/2006" xmlns:aink="http://schemas.microsoft.com/office/drawing/2016/ink" xmlns:am3d="http://schemas.microsoft.com/office/drawing/2017/model3d" xmlns:o="urn:schemas-microsoft-com:office:office" xmlns:oel="http://schemas.microsoft.com/office/2019/extlst" xmlns:r="http://schemas.openxmlformats.org/officeDocument/2006/relationships" xmlns:m="http://schemas.openxmlformats.org/officeDocument/2006/math" xmlns:v="urn:schemas-microsoft-com:vml" xmlns:wp14="http://schemas.microsoft.com/office/word/2010/wordprocessingDrawing" xmlns:wp="http://schemas.openxmlformats.org/drawingml/2006/wordprocessingDrawing" xmlns:w10="urn:schemas-microsoft-com:office:word" xmlns:w="http://schemas.openxmlformats.org/wordprocessingml/2006/main" xmlns:w14="http://schemas.microsoft.com/office/word/2010/wordml" xmlns:w15="http://schemas.microsoft.com/office/word/2012/wordml" xmlns:w16cex="http://schemas.microsoft.com/office/word/2018/wordml/cex" xmlns:w16cid="http://schemas.microsoft.com/office/word/2016/wordml/cid" xmlns:w16="http://schemas.microsoft.com/office/word/2018/wordml" xmlns:w16du="http://schemas.microsoft.com/office/word/2023/wordml/word16du" xmlns:w16sdtdh="http://schemas.microsoft.com/office/word/2020/wordml/sdtdatahash" xmlns:w16se="http://schemas.microsoft.com/office/word/2015/wordml/symex" xmlns:wpg="http://schemas.microsoft.com/office/word/2010/wordprocessingGroup" xmlns:wpi="http://schemas.microsoft.com/office/word/2010/wordprocessingInk" xmlns:wne="http://schemas.microsoft.com/office/word/2006/wordml" xmlns:wps="http://schemas.microsoft.com/office/word/2010/wordprocessingShape" mc:Ignorable="w14 w15 w16se w16cid w16 w16cex w16sdtdh w16du wp14">
+<w:document xmlns:wpc="http://schemas.microsoft.com/office/word/2010/wordprocessingCanvas" xmlns:cx="http://schemas.microsoft.com/office/drawing/2014/chartex" xmlns:cx1="http://schemas.microsoft.com/office/drawing/2015/9/8/chartex" xmlns:cx2="http://schemas.microsoft.com/office/drawing/2015/10/21/chartex" xmlns:cx3="http://schemas.microsoft.com/office/drawing/2016/5/9/chartex" xmlns:cx4="http://schemas.microsoft.com/office/drawing/2016/5/10/chartex" xmlns:cx5="http://schemas.microsoft.com/office/drawing/2016/5/11/chartex" xmlns:cx6="http://schemas.microsoft.com/office/drawing/2016/5/12/chartex" xmlns:cx7="http://schemas.microsoft.com/office/drawing/2016/5/13/chartex" xmlns:cx8="http://schemas.microsoft.com/office/drawing/2016/5/14/chartex" xmlns:mc="http://schemas.openxmlformats.org/markup-compatibility/2006" xmlns:aink="http://schemas.microsoft.com/office/drawing/2016/ink" xmlns:am3d="http://schemas.microsoft.com/office/drawing/2017/model3d" xmlns:o="urn:schemas-microsoft-com:office:office" xmlns:oel="http://schemas.microsoft.com/office/2019/extlst" xmlns:r="http://schemas.openxmlformats.org/officeDocument/2006/relationships" xmlns:m="http://schemas.openxmlformats.org/officeDocument/2006/math" xmlns:v="urn:schemas-microsoft-com:vml" xmlns:wp14="http://schemas.microsoft.com/office/word/2010/wordprocessingDrawing" xmlns:wp="http://schemas.openxmlformats.org/drawingml/2006/wordprocessingDrawing" xmlns:w10="urn:schemas-microsoft-com:office:word" xmlns:w="http://schemas.openxmlformats.org/wordprocessingml/2006/main" xmlns:w14="http://schemas.microsoft.com/office/word/2010/wordml" xmlns:w15="http://schemas.microsoft.com/office/word/2012/wordml" xmlns:w16cex="http://schemas.microsoft.com/office/word/2018/wordml/cex" xmlns:w16cid="http://schemas.microsoft.com/office/word/2016/wordml/cid" xmlns:w16="http://schemas.microsoft.com/office/word/2018/wordml" xmlns:w16du="http://schemas.microsoft.com/office/word/2023/wordml/word16du" xmlns:w16sdtdh="http://schemas.microsoft.com/office/word/2020/wordml/sdtdatahash" xmlns:w16sdtfl="http://schemas.microsoft.com/office/word/2024/wordml/sdtformatlock" xmlns:w16se="http://schemas.microsoft.com/office/word/2015/wordml/symex" xmlns:wpg="http://schemas.microsoft.com/office/word/2010/wordprocessingGroup" xmlns:wpi="http://schemas.microsoft.com/office/word/2010/wordprocessingInk" xmlns:wne="http://schemas.microsoft.com/office/word/2006/wordml" xmlns:wps="http://schemas.microsoft.com/office/word/2010/wordprocessingShape" mc:Ignorable="w14 w15 w16se w16cid w16 w16cex w16sdtdh w16sdtfl w16du wp14">
   <w:body>
     <w:p>
       <w:pPr>
@@ -428,7 +428,7 @@
           <w:noProof/>
         </w:rPr>
         <w:drawing>
-          <wp:inline distT="0" distB="0" distL="0" distR="0" wp14:anchorId="5E09D07B" wp14:editId="2F8C2EFD">
+          <wp:inline distT="0" distB="0" distL="0" distR="0" wp14:anchorId="5E09D07B" wp14:editId="3989D2CA">
             <wp:extent cx="3657600" cy="2057400"/>
             <wp:effectExtent l="0" t="0" r="0" b="0"/>
             <wp:docPr id="4" name="Picture 4"/>
@@ -538,7 +538,19 @@
         <w:rPr>
           <w:rFonts w:cs="Cavolini"/>
         </w:rPr>
-        <w:t xml:space="preserve"> power led should light on the Raspberry Pi and the green led should blink showing activity. The system will boot and then beep three times when ready.</w:t>
+        <w:t xml:space="preserve"> power </w:t>
+      </w:r>
+      <w:r>
+        <w:rPr>
+          <w:rFonts w:cs="Cavolini"/>
+        </w:rPr>
+        <w:t>LED</w:t>
+      </w:r>
+      <w:r>
+        <w:rPr>
+          <w:rFonts w:cs="Cavolini"/>
+        </w:rPr>
+        <w:t xml:space="preserve"> should light on the Raspberry Pi and the green led should blink showing activity. The system will boot and then beep three times when ready.</w:t>
       </w:r>
     </w:p>
     <w:p>
@@ -749,7 +761,19 @@
         <w:rPr>
           <w:rFonts w:cs="Cavolini"/>
         </w:rPr>
-        <w:t>A PairConnect button will display</w:t>
+        <w:t xml:space="preserve">A </w:t>
+      </w:r>
+      <w:r>
+        <w:rPr>
+          <w:rFonts w:cs="Cavolini"/>
+        </w:rPr>
+        <w:t>Pair Connect</w:t>
+      </w:r>
+      <w:r>
+        <w:rPr>
+          <w:rFonts w:cs="Cavolini"/>
+        </w:rPr>
+        <w:t xml:space="preserve"> button will display</w:t>
       </w:r>
       <w:r>
         <w:rPr>
@@ -761,7 +785,19 @@
         <w:rPr>
           <w:rFonts w:cs="Cavolini"/>
         </w:rPr>
-        <w:t xml:space="preserve"> Press the PairConnect button to make the Bluetooth connection. </w:t>
+        <w:t xml:space="preserve"> Press the </w:t>
+      </w:r>
+      <w:r>
+        <w:rPr>
+          <w:rFonts w:cs="Cavolini"/>
+        </w:rPr>
+        <w:t>Pair Connect</w:t>
+      </w:r>
+      <w:r>
+        <w:rPr>
+          <w:rFonts w:cs="Cavolini"/>
+        </w:rPr>
+        <w:t xml:space="preserve"> button to make the Bluetooth connection. </w:t>
       </w:r>
       <w:r>
         <w:rPr>
@@ -3367,13 +3403,7 @@
               <w:rPr>
                 <w:rFonts w:cs="Cavolini"/>
               </w:rPr>
-              <w:t xml:space="preserve">Describe the X value shown in U. What does this indicate? What are </w:t>
-            </w:r>
-            <w:r>
-              <w:rPr>
-                <w:rFonts w:cs="Cavolini"/>
-              </w:rPr>
-              <w:t>possible values?</w:t>
+              <w:t>Describe the X value shown in U. What does this indicate? What are possible values?</w:t>
             </w:r>
           </w:p>
         </w:tc>
@@ -3796,39 +3826,13 @@
         <w:rPr>
           <w:rFonts w:cs="Cavolini"/>
         </w:rPr>
-        <w:t xml:space="preserve"> Continue to </w:t>
-      </w:r>
-      <w:r>
-        <w:rPr>
-          <w:rFonts w:cs="Cavolini"/>
-        </w:rPr>
-        <w:t>evaluate</w:t>
-      </w:r>
-      <w:r>
-        <w:rPr>
-          <w:rFonts w:cs="Cavolini"/>
-        </w:rPr>
-        <w:t xml:space="preserve"> the piRover and application interface. When you are ready, remove the piRover from the stand and </w:t>
-      </w:r>
-      <w:r>
-        <w:rPr>
-          <w:rFonts w:cs="Cavolini"/>
-        </w:rPr>
-        <w:t xml:space="preserve">further </w:t>
-      </w:r>
-      <w:proofErr w:type="gramStart"/>
-      <w:r>
-        <w:rPr>
-          <w:rFonts w:cs="Cavolini"/>
-        </w:rPr>
-        <w:t>test</w:t>
-      </w:r>
-      <w:proofErr w:type="gramEnd"/>
-      <w:r>
-        <w:rPr>
-          <w:rFonts w:cs="Cavolini"/>
-        </w:rPr>
-        <w:t xml:space="preserve"> the drive operation and functionality.</w:t>
+        <w:t xml:space="preserve"> Continue to test the piRover and application interface. When you are ready, remove the piRover from the stand and </w:t>
+      </w:r>
+      <w:r>
+        <w:rPr>
+          <w:rFonts w:cs="Cavolini"/>
+        </w:rPr>
+        <w:t>further test the drive operation and functionality.</w:t>
       </w:r>
       <w:r>
         <w:rPr>
@@ -3881,8 +3885,12 @@
       </w:r>
     </w:p>
     <w:sectPr>
-      <w:headerReference w:type="default" r:id="rId15"/>
-      <w:footerReference w:type="default" r:id="rId16"/>
+      <w:headerReference w:type="even" r:id="rId15"/>
+      <w:headerReference w:type="default" r:id="rId16"/>
+      <w:footerReference w:type="even" r:id="rId17"/>
+      <w:footerReference w:type="default" r:id="rId18"/>
+      <w:headerReference w:type="first" r:id="rId19"/>
+      <w:footerReference w:type="first" r:id="rId20"/>
       <w:pgSz w:w="12240" w:h="15840"/>
       <w:pgMar w:top="1440" w:right="1440" w:bottom="1440" w:left="1440" w:header="720" w:footer="720" w:gutter="0"/>
       <w:cols w:space="720"/>
@@ -3893,7 +3901,7 @@
 </file>
 
 <file path=word/endnotes.xml><?xml version="1.0" encoding="utf-8"?>
-<w:endnotes xmlns:wpc="http://schemas.microsoft.com/office/word/2010/wordprocessingCanvas" xmlns:cx="http://schemas.microsoft.com/office/drawing/2014/chartex" xmlns:cx1="http://schemas.microsoft.com/office/drawing/2015/9/8/chartex" xmlns:cx2="http://schemas.microsoft.com/office/drawing/2015/10/21/chartex" xmlns:cx3="http://schemas.microsoft.com/office/drawing/2016/5/9/chartex" xmlns:cx4="http://schemas.microsoft.com/office/drawing/2016/5/10/chartex" xmlns:cx5="http://schemas.microsoft.com/office/drawing/2016/5/11/chartex" xmlns:cx6="http://schemas.microsoft.com/office/drawing/2016/5/12/chartex" xmlns:cx7="http://schemas.microsoft.com/office/drawing/2016/5/13/chartex" xmlns:cx8="http://schemas.microsoft.com/office/drawing/2016/5/14/chartex" xmlns:mc="http://schemas.openxmlformats.org/markup-compatibility/2006" xmlns:aink="http://schemas.microsoft.com/office/drawing/2016/ink" xmlns:am3d="http://schemas.microsoft.com/office/drawing/2017/model3d" xmlns:o="urn:schemas-microsoft-com:office:office" xmlns:oel="http://schemas.microsoft.com/office/2019/extlst" xmlns:r="http://schemas.openxmlformats.org/officeDocument/2006/relationships" xmlns:m="http://schemas.openxmlformats.org/officeDocument/2006/math" xmlns:v="urn:schemas-microsoft-com:vml" xmlns:wp14="http://schemas.microsoft.com/office/word/2010/wordprocessingDrawing" xmlns:wp="http://schemas.openxmlformats.org/drawingml/2006/wordprocessingDrawing" xmlns:w10="urn:schemas-microsoft-com:office:word" xmlns:w="http://schemas.openxmlformats.org/wordprocessingml/2006/main" xmlns:w14="http://schemas.microsoft.com/office/word/2010/wordml" xmlns:w15="http://schemas.microsoft.com/office/word/2012/wordml" xmlns:w16cex="http://schemas.microsoft.com/office/word/2018/wordml/cex" xmlns:w16cid="http://schemas.microsoft.com/office/word/2016/wordml/cid" xmlns:w16="http://schemas.microsoft.com/office/word/2018/wordml" xmlns:w16du="http://schemas.microsoft.com/office/word/2023/wordml/word16du" xmlns:w16sdtdh="http://schemas.microsoft.com/office/word/2020/wordml/sdtdatahash" xmlns:w16se="http://schemas.microsoft.com/office/word/2015/wordml/symex" xmlns:wpg="http://schemas.microsoft.com/office/word/2010/wordprocessingGroup" xmlns:wpi="http://schemas.microsoft.com/office/word/2010/wordprocessingInk" xmlns:wne="http://schemas.microsoft.com/office/word/2006/wordml" xmlns:wps="http://schemas.microsoft.com/office/word/2010/wordprocessingShape" mc:Ignorable="w14 w15 w16se w16cid w16 w16cex w16sdtdh w16du wp14">
+<w:endnotes xmlns:wpc="http://schemas.microsoft.com/office/word/2010/wordprocessingCanvas" xmlns:cx="http://schemas.microsoft.com/office/drawing/2014/chartex" xmlns:cx1="http://schemas.microsoft.com/office/drawing/2015/9/8/chartex" xmlns:cx2="http://schemas.microsoft.com/office/drawing/2015/10/21/chartex" xmlns:cx3="http://schemas.microsoft.com/office/drawing/2016/5/9/chartex" xmlns:cx4="http://schemas.microsoft.com/office/drawing/2016/5/10/chartex" xmlns:cx5="http://schemas.microsoft.com/office/drawing/2016/5/11/chartex" xmlns:cx6="http://schemas.microsoft.com/office/drawing/2016/5/12/chartex" xmlns:cx7="http://schemas.microsoft.com/office/drawing/2016/5/13/chartex" xmlns:cx8="http://schemas.microsoft.com/office/drawing/2016/5/14/chartex" xmlns:mc="http://schemas.openxmlformats.org/markup-compatibility/2006" xmlns:aink="http://schemas.microsoft.com/office/drawing/2016/ink" xmlns:am3d="http://schemas.microsoft.com/office/drawing/2017/model3d" xmlns:o="urn:schemas-microsoft-com:office:office" xmlns:oel="http://schemas.microsoft.com/office/2019/extlst" xmlns:r="http://schemas.openxmlformats.org/officeDocument/2006/relationships" xmlns:m="http://schemas.openxmlformats.org/officeDocument/2006/math" xmlns:v="urn:schemas-microsoft-com:vml" xmlns:wp14="http://schemas.microsoft.com/office/word/2010/wordprocessingDrawing" xmlns:wp="http://schemas.openxmlformats.org/drawingml/2006/wordprocessingDrawing" xmlns:w10="urn:schemas-microsoft-com:office:word" xmlns:w="http://schemas.openxmlformats.org/wordprocessingml/2006/main" xmlns:w14="http://schemas.microsoft.com/office/word/2010/wordml" xmlns:w15="http://schemas.microsoft.com/office/word/2012/wordml" xmlns:w16cex="http://schemas.microsoft.com/office/word/2018/wordml/cex" xmlns:w16cid="http://schemas.microsoft.com/office/word/2016/wordml/cid" xmlns:w16="http://schemas.microsoft.com/office/word/2018/wordml" xmlns:w16du="http://schemas.microsoft.com/office/word/2023/wordml/word16du" xmlns:w16sdtdh="http://schemas.microsoft.com/office/word/2020/wordml/sdtdatahash" xmlns:w16sdtfl="http://schemas.microsoft.com/office/word/2024/wordml/sdtformatlock" xmlns:w16se="http://schemas.microsoft.com/office/word/2015/wordml/symex" xmlns:wpg="http://schemas.microsoft.com/office/word/2010/wordprocessingGroup" xmlns:wpi="http://schemas.microsoft.com/office/word/2010/wordprocessingInk" xmlns:wne="http://schemas.microsoft.com/office/word/2006/wordml" xmlns:wps="http://schemas.microsoft.com/office/word/2010/wordprocessingShape" mc:Ignorable="w14 w15 w16se w16cid w16 w16cex w16sdtdh w16sdtfl w16du wp14">
   <w:endnote w:type="separator" w:id="-1">
     <w:p>
       <w:pPr>
@@ -3918,7 +3926,17 @@
 </file>
 
 <file path=word/footer1.xml><?xml version="1.0" encoding="utf-8"?>
-<w:ftr xmlns:wpc="http://schemas.microsoft.com/office/word/2010/wordprocessingCanvas" xmlns:cx="http://schemas.microsoft.com/office/drawing/2014/chartex" xmlns:cx1="http://schemas.microsoft.com/office/drawing/2015/9/8/chartex" xmlns:cx2="http://schemas.microsoft.com/office/drawing/2015/10/21/chartex" xmlns:cx3="http://schemas.microsoft.com/office/drawing/2016/5/9/chartex" xmlns:cx4="http://schemas.microsoft.com/office/drawing/2016/5/10/chartex" xmlns:cx5="http://schemas.microsoft.com/office/drawing/2016/5/11/chartex" xmlns:cx6="http://schemas.microsoft.com/office/drawing/2016/5/12/chartex" xmlns:cx7="http://schemas.microsoft.com/office/drawing/2016/5/13/chartex" xmlns:cx8="http://schemas.microsoft.com/office/drawing/2016/5/14/chartex" xmlns:mc="http://schemas.openxmlformats.org/markup-compatibility/2006" xmlns:aink="http://schemas.microsoft.com/office/drawing/2016/ink" xmlns:am3d="http://schemas.microsoft.com/office/drawing/2017/model3d" xmlns:o="urn:schemas-microsoft-com:office:office" xmlns:oel="http://schemas.microsoft.com/office/2019/extlst" xmlns:r="http://schemas.openxmlformats.org/officeDocument/2006/relationships" xmlns:m="http://schemas.openxmlformats.org/officeDocument/2006/math" xmlns:v="urn:schemas-microsoft-com:vml" xmlns:wp14="http://schemas.microsoft.com/office/word/2010/wordprocessingDrawing" xmlns:wp="http://schemas.openxmlformats.org/drawingml/2006/wordprocessingDrawing" xmlns:w10="urn:schemas-microsoft-com:office:word" xmlns:w="http://schemas.openxmlformats.org/wordprocessingml/2006/main" xmlns:w14="http://schemas.microsoft.com/office/word/2010/wordml" xmlns:w15="http://schemas.microsoft.com/office/word/2012/wordml" xmlns:w16cex="http://schemas.microsoft.com/office/word/2018/wordml/cex" xmlns:w16cid="http://schemas.microsoft.com/office/word/2016/wordml/cid" xmlns:w16="http://schemas.microsoft.com/office/word/2018/wordml" xmlns:w16du="http://schemas.microsoft.com/office/word/2023/wordml/word16du" xmlns:w16sdtdh="http://schemas.microsoft.com/office/word/2020/wordml/sdtdatahash" xmlns:w16se="http://schemas.microsoft.com/office/word/2015/wordml/symex" xmlns:wpg="http://schemas.microsoft.com/office/word/2010/wordprocessingGroup" xmlns:wpi="http://schemas.microsoft.com/office/word/2010/wordprocessingInk" xmlns:wne="http://schemas.microsoft.com/office/word/2006/wordml" xmlns:wps="http://schemas.microsoft.com/office/word/2010/wordprocessingShape" mc:Ignorable="w14 w15 w16se w16cid w16 w16cex w16sdtdh w16du wp14">
+<w:ftr xmlns:wpc="http://schemas.microsoft.com/office/word/2010/wordprocessingCanvas" xmlns:cx="http://schemas.microsoft.com/office/drawing/2014/chartex" xmlns:cx1="http://schemas.microsoft.com/office/drawing/2015/9/8/chartex" xmlns:cx2="http://schemas.microsoft.com/office/drawing/2015/10/21/chartex" xmlns:cx3="http://schemas.microsoft.com/office/drawing/2016/5/9/chartex" xmlns:cx4="http://schemas.microsoft.com/office/drawing/2016/5/10/chartex" xmlns:cx5="http://schemas.microsoft.com/office/drawing/2016/5/11/chartex" xmlns:cx6="http://schemas.microsoft.com/office/drawing/2016/5/12/chartex" xmlns:cx7="http://schemas.microsoft.com/office/drawing/2016/5/13/chartex" xmlns:cx8="http://schemas.microsoft.com/office/drawing/2016/5/14/chartex" xmlns:mc="http://schemas.openxmlformats.org/markup-compatibility/2006" xmlns:aink="http://schemas.microsoft.com/office/drawing/2016/ink" xmlns:am3d="http://schemas.microsoft.com/office/drawing/2017/model3d" xmlns:o="urn:schemas-microsoft-com:office:office" xmlns:oel="http://schemas.microsoft.com/office/2019/extlst" xmlns:r="http://schemas.openxmlformats.org/officeDocument/2006/relationships" xmlns:m="http://schemas.openxmlformats.org/officeDocument/2006/math" xmlns:v="urn:schemas-microsoft-com:vml" xmlns:wp14="http://schemas.microsoft.com/office/word/2010/wordprocessingDrawing" xmlns:wp="http://schemas.openxmlformats.org/drawingml/2006/wordprocessingDrawing" xmlns:w10="urn:schemas-microsoft-com:office:word" xmlns:w="http://schemas.openxmlformats.org/wordprocessingml/2006/main" xmlns:w14="http://schemas.microsoft.com/office/word/2010/wordml" xmlns:w15="http://schemas.microsoft.com/office/word/2012/wordml" xmlns:w16cex="http://schemas.microsoft.com/office/word/2018/wordml/cex" xmlns:w16cid="http://schemas.microsoft.com/office/word/2016/wordml/cid" xmlns:w16="http://schemas.microsoft.com/office/word/2018/wordml" xmlns:w16du="http://schemas.microsoft.com/office/word/2023/wordml/word16du" xmlns:w16sdtdh="http://schemas.microsoft.com/office/word/2020/wordml/sdtdatahash" xmlns:w16sdtfl="http://schemas.microsoft.com/office/word/2024/wordml/sdtformatlock" xmlns:w16se="http://schemas.microsoft.com/office/word/2015/wordml/symex" xmlns:wpg="http://schemas.microsoft.com/office/word/2010/wordprocessingGroup" xmlns:wpi="http://schemas.microsoft.com/office/word/2010/wordprocessingInk" xmlns:wne="http://schemas.microsoft.com/office/word/2006/wordml" xmlns:wps="http://schemas.microsoft.com/office/word/2010/wordprocessingShape" mc:Ignorable="w14 w15 w16se w16cid w16 w16cex w16sdtdh w16sdtfl w16du wp14">
+  <w:p>
+    <w:pPr>
+      <w:pStyle w:val="Footer"/>
+    </w:pPr>
+  </w:p>
+</w:ftr>
+</file>
+
+<file path=word/footer2.xml><?xml version="1.0" encoding="utf-8"?>
+<w:ftr xmlns:wpc="http://schemas.microsoft.com/office/word/2010/wordprocessingCanvas" xmlns:cx="http://schemas.microsoft.com/office/drawing/2014/chartex" xmlns:cx1="http://schemas.microsoft.com/office/drawing/2015/9/8/chartex" xmlns:cx2="http://schemas.microsoft.com/office/drawing/2015/10/21/chartex" xmlns:cx3="http://schemas.microsoft.com/office/drawing/2016/5/9/chartex" xmlns:cx4="http://schemas.microsoft.com/office/drawing/2016/5/10/chartex" xmlns:cx5="http://schemas.microsoft.com/office/drawing/2016/5/11/chartex" xmlns:cx6="http://schemas.microsoft.com/office/drawing/2016/5/12/chartex" xmlns:cx7="http://schemas.microsoft.com/office/drawing/2016/5/13/chartex" xmlns:cx8="http://schemas.microsoft.com/office/drawing/2016/5/14/chartex" xmlns:mc="http://schemas.openxmlformats.org/markup-compatibility/2006" xmlns:aink="http://schemas.microsoft.com/office/drawing/2016/ink" xmlns:am3d="http://schemas.microsoft.com/office/drawing/2017/model3d" xmlns:o="urn:schemas-microsoft-com:office:office" xmlns:oel="http://schemas.microsoft.com/office/2019/extlst" xmlns:r="http://schemas.openxmlformats.org/officeDocument/2006/relationships" xmlns:m="http://schemas.openxmlformats.org/officeDocument/2006/math" xmlns:v="urn:schemas-microsoft-com:vml" xmlns:wp14="http://schemas.microsoft.com/office/word/2010/wordprocessingDrawing" xmlns:wp="http://schemas.openxmlformats.org/drawingml/2006/wordprocessingDrawing" xmlns:w10="urn:schemas-microsoft-com:office:word" xmlns:w="http://schemas.openxmlformats.org/wordprocessingml/2006/main" xmlns:w14="http://schemas.microsoft.com/office/word/2010/wordml" xmlns:w15="http://schemas.microsoft.com/office/word/2012/wordml" xmlns:w16cex="http://schemas.microsoft.com/office/word/2018/wordml/cex" xmlns:w16cid="http://schemas.microsoft.com/office/word/2016/wordml/cid" xmlns:w16="http://schemas.microsoft.com/office/word/2018/wordml" xmlns:w16du="http://schemas.microsoft.com/office/word/2023/wordml/word16du" xmlns:w16sdtdh="http://schemas.microsoft.com/office/word/2020/wordml/sdtdatahash" xmlns:w16sdtfl="http://schemas.microsoft.com/office/word/2024/wordml/sdtformatlock" xmlns:w16se="http://schemas.microsoft.com/office/word/2015/wordml/symex" xmlns:wpg="http://schemas.microsoft.com/office/word/2010/wordprocessingGroup" xmlns:wpi="http://schemas.microsoft.com/office/word/2010/wordprocessingInk" xmlns:wne="http://schemas.microsoft.com/office/word/2006/wordml" xmlns:wps="http://schemas.microsoft.com/office/word/2010/wordprocessingShape" mc:Ignorable="w14 w15 w16se w16cid w16 w16cex w16sdtdh w16sdtfl w16du wp14">
   <w:sdt>
     <w:sdtPr>
       <w:id w:val="973801655"/>
@@ -3980,14 +3998,40 @@
         <w:sz w:val="18"/>
         <w:szCs w:val="18"/>
       </w:rPr>
-      <w:t>© 2020, Keith E. Kelly. All rights reserved.</w:t>
+      <w:t>© 202</w:t>
+    </w:r>
+    <w:r>
+      <w:rPr>
+        <w:rStyle w:val="SubtleEmphasis"/>
+        <w:sz w:val="18"/>
+        <w:szCs w:val="18"/>
+      </w:rPr>
+      <w:t>5</w:t>
+    </w:r>
+    <w:r>
+      <w:rPr>
+        <w:rStyle w:val="SubtleEmphasis"/>
+        <w:sz w:val="18"/>
+        <w:szCs w:val="18"/>
+      </w:rPr>
+      <w:t>, Keith E. Kelly. All rights reserved.</w:t>
     </w:r>
   </w:p>
 </w:ftr>
 </file>
 
+<file path=word/footer3.xml><?xml version="1.0" encoding="utf-8"?>
+<w:ftr xmlns:wpc="http://schemas.microsoft.com/office/word/2010/wordprocessingCanvas" xmlns:cx="http://schemas.microsoft.com/office/drawing/2014/chartex" xmlns:cx1="http://schemas.microsoft.com/office/drawing/2015/9/8/chartex" xmlns:cx2="http://schemas.microsoft.com/office/drawing/2015/10/21/chartex" xmlns:cx3="http://schemas.microsoft.com/office/drawing/2016/5/9/chartex" xmlns:cx4="http://schemas.microsoft.com/office/drawing/2016/5/10/chartex" xmlns:cx5="http://schemas.microsoft.com/office/drawing/2016/5/11/chartex" xmlns:cx6="http://schemas.microsoft.com/office/drawing/2016/5/12/chartex" xmlns:cx7="http://schemas.microsoft.com/office/drawing/2016/5/13/chartex" xmlns:cx8="http://schemas.microsoft.com/office/drawing/2016/5/14/chartex" xmlns:mc="http://schemas.openxmlformats.org/markup-compatibility/2006" xmlns:aink="http://schemas.microsoft.com/office/drawing/2016/ink" xmlns:am3d="http://schemas.microsoft.com/office/drawing/2017/model3d" xmlns:o="urn:schemas-microsoft-com:office:office" xmlns:oel="http://schemas.microsoft.com/office/2019/extlst" xmlns:r="http://schemas.openxmlformats.org/officeDocument/2006/relationships" xmlns:m="http://schemas.openxmlformats.org/officeDocument/2006/math" xmlns:v="urn:schemas-microsoft-com:vml" xmlns:wp14="http://schemas.microsoft.com/office/word/2010/wordprocessingDrawing" xmlns:wp="http://schemas.openxmlformats.org/drawingml/2006/wordprocessingDrawing" xmlns:w10="urn:schemas-microsoft-com:office:word" xmlns:w="http://schemas.openxmlformats.org/wordprocessingml/2006/main" xmlns:w14="http://schemas.microsoft.com/office/word/2010/wordml" xmlns:w15="http://schemas.microsoft.com/office/word/2012/wordml" xmlns:w16cex="http://schemas.microsoft.com/office/word/2018/wordml/cex" xmlns:w16cid="http://schemas.microsoft.com/office/word/2016/wordml/cid" xmlns:w16="http://schemas.microsoft.com/office/word/2018/wordml" xmlns:w16du="http://schemas.microsoft.com/office/word/2023/wordml/word16du" xmlns:w16sdtdh="http://schemas.microsoft.com/office/word/2020/wordml/sdtdatahash" xmlns:w16sdtfl="http://schemas.microsoft.com/office/word/2024/wordml/sdtformatlock" xmlns:w16se="http://schemas.microsoft.com/office/word/2015/wordml/symex" xmlns:wpg="http://schemas.microsoft.com/office/word/2010/wordprocessingGroup" xmlns:wpi="http://schemas.microsoft.com/office/word/2010/wordprocessingInk" xmlns:wne="http://schemas.microsoft.com/office/word/2006/wordml" xmlns:wps="http://schemas.microsoft.com/office/word/2010/wordprocessingShape" mc:Ignorable="w14 w15 w16se w16cid w16 w16cex w16sdtdh w16sdtfl w16du wp14">
+  <w:p>
+    <w:pPr>
+      <w:pStyle w:val="Footer"/>
+    </w:pPr>
+  </w:p>
+</w:ftr>
+</file>
+
 <file path=word/footnotes.xml><?xml version="1.0" encoding="utf-8"?>
-<w:footnotes xmlns:wpc="http://schemas.microsoft.com/office/word/2010/wordprocessingCanvas" xmlns:cx="http://schemas.microsoft.com/office/drawing/2014/chartex" xmlns:cx1="http://schemas.microsoft.com/office/drawing/2015/9/8/chartex" xmlns:cx2="http://schemas.microsoft.com/office/drawing/2015/10/21/chartex" xmlns:cx3="http://schemas.microsoft.com/office/drawing/2016/5/9/chartex" xmlns:cx4="http://schemas.microsoft.com/office/drawing/2016/5/10/chartex" xmlns:cx5="http://schemas.microsoft.com/office/drawing/2016/5/11/chartex" xmlns:cx6="http://schemas.microsoft.com/office/drawing/2016/5/12/chartex" xmlns:cx7="http://schemas.microsoft.com/office/drawing/2016/5/13/chartex" xmlns:cx8="http://schemas.microsoft.com/office/drawing/2016/5/14/chartex" xmlns:mc="http://schemas.openxmlformats.org/markup-compatibility/2006" xmlns:aink="http://schemas.microsoft.com/office/drawing/2016/ink" xmlns:am3d="http://schemas.microsoft.com/office/drawing/2017/model3d" xmlns:o="urn:schemas-microsoft-com:office:office" xmlns:oel="http://schemas.microsoft.com/office/2019/extlst" xmlns:r="http://schemas.openxmlformats.org/officeDocument/2006/relationships" xmlns:m="http://schemas.openxmlformats.org/officeDocument/2006/math" xmlns:v="urn:schemas-microsoft-com:vml" xmlns:wp14="http://schemas.microsoft.com/office/word/2010/wordprocessingDrawing" xmlns:wp="http://schemas.openxmlformats.org/drawingml/2006/wordprocessingDrawing" xmlns:w10="urn:schemas-microsoft-com:office:word" xmlns:w="http://schemas.openxmlformats.org/wordprocessingml/2006/main" xmlns:w14="http://schemas.microsoft.com/office/word/2010/wordml" xmlns:w15="http://schemas.microsoft.com/office/word/2012/wordml" xmlns:w16cex="http://schemas.microsoft.com/office/word/2018/wordml/cex" xmlns:w16cid="http://schemas.microsoft.com/office/word/2016/wordml/cid" xmlns:w16="http://schemas.microsoft.com/office/word/2018/wordml" xmlns:w16du="http://schemas.microsoft.com/office/word/2023/wordml/word16du" xmlns:w16sdtdh="http://schemas.microsoft.com/office/word/2020/wordml/sdtdatahash" xmlns:w16se="http://schemas.microsoft.com/office/word/2015/wordml/symex" xmlns:wpg="http://schemas.microsoft.com/office/word/2010/wordprocessingGroup" xmlns:wpi="http://schemas.microsoft.com/office/word/2010/wordprocessingInk" xmlns:wne="http://schemas.microsoft.com/office/word/2006/wordml" xmlns:wps="http://schemas.microsoft.com/office/word/2010/wordprocessingShape" mc:Ignorable="w14 w15 w16se w16cid w16 w16cex w16sdtdh w16du wp14">
+<w:footnotes xmlns:wpc="http://schemas.microsoft.com/office/word/2010/wordprocessingCanvas" xmlns:cx="http://schemas.microsoft.com/office/drawing/2014/chartex" xmlns:cx1="http://schemas.microsoft.com/office/drawing/2015/9/8/chartex" xmlns:cx2="http://schemas.microsoft.com/office/drawing/2015/10/21/chartex" xmlns:cx3="http://schemas.microsoft.com/office/drawing/2016/5/9/chartex" xmlns:cx4="http://schemas.microsoft.com/office/drawing/2016/5/10/chartex" xmlns:cx5="http://schemas.microsoft.com/office/drawing/2016/5/11/chartex" xmlns:cx6="http://schemas.microsoft.com/office/drawing/2016/5/12/chartex" xmlns:cx7="http://schemas.microsoft.com/office/drawing/2016/5/13/chartex" xmlns:cx8="http://schemas.microsoft.com/office/drawing/2016/5/14/chartex" xmlns:mc="http://schemas.openxmlformats.org/markup-compatibility/2006" xmlns:aink="http://schemas.microsoft.com/office/drawing/2016/ink" xmlns:am3d="http://schemas.microsoft.com/office/drawing/2017/model3d" xmlns:o="urn:schemas-microsoft-com:office:office" xmlns:oel="http://schemas.microsoft.com/office/2019/extlst" xmlns:r="http://schemas.openxmlformats.org/officeDocument/2006/relationships" xmlns:m="http://schemas.openxmlformats.org/officeDocument/2006/math" xmlns:v="urn:schemas-microsoft-com:vml" xmlns:wp14="http://schemas.microsoft.com/office/word/2010/wordprocessingDrawing" xmlns:wp="http://schemas.openxmlformats.org/drawingml/2006/wordprocessingDrawing" xmlns:w10="urn:schemas-microsoft-com:office:word" xmlns:w="http://schemas.openxmlformats.org/wordprocessingml/2006/main" xmlns:w14="http://schemas.microsoft.com/office/word/2010/wordml" xmlns:w15="http://schemas.microsoft.com/office/word/2012/wordml" xmlns:w16cex="http://schemas.microsoft.com/office/word/2018/wordml/cex" xmlns:w16cid="http://schemas.microsoft.com/office/word/2016/wordml/cid" xmlns:w16="http://schemas.microsoft.com/office/word/2018/wordml" xmlns:w16du="http://schemas.microsoft.com/office/word/2023/wordml/word16du" xmlns:w16sdtdh="http://schemas.microsoft.com/office/word/2020/wordml/sdtdatahash" xmlns:w16sdtfl="http://schemas.microsoft.com/office/word/2024/wordml/sdtformatlock" xmlns:w16se="http://schemas.microsoft.com/office/word/2015/wordml/symex" xmlns:wpg="http://schemas.microsoft.com/office/word/2010/wordprocessingGroup" xmlns:wpi="http://schemas.microsoft.com/office/word/2010/wordprocessingInk" xmlns:wne="http://schemas.microsoft.com/office/word/2006/wordml" xmlns:wps="http://schemas.microsoft.com/office/word/2010/wordprocessingShape" mc:Ignorable="w14 w15 w16se w16cid w16 w16cex w16sdtdh w16sdtfl w16du wp14">
   <w:footnote w:type="separator" w:id="-1">
     <w:p>
       <w:pPr>
@@ -4012,7 +4056,17 @@
 </file>
 
 <file path=word/header1.xml><?xml version="1.0" encoding="utf-8"?>
-<w:hdr xmlns:wpc="http://schemas.microsoft.com/office/word/2010/wordprocessingCanvas" xmlns:cx="http://schemas.microsoft.com/office/drawing/2014/chartex" xmlns:cx1="http://schemas.microsoft.com/office/drawing/2015/9/8/chartex" xmlns:cx2="http://schemas.microsoft.com/office/drawing/2015/10/21/chartex" xmlns:cx3="http://schemas.microsoft.com/office/drawing/2016/5/9/chartex" xmlns:cx4="http://schemas.microsoft.com/office/drawing/2016/5/10/chartex" xmlns:cx5="http://schemas.microsoft.com/office/drawing/2016/5/11/chartex" xmlns:cx6="http://schemas.microsoft.com/office/drawing/2016/5/12/chartex" xmlns:cx7="http://schemas.microsoft.com/office/drawing/2016/5/13/chartex" xmlns:cx8="http://schemas.microsoft.com/office/drawing/2016/5/14/chartex" xmlns:mc="http://schemas.openxmlformats.org/markup-compatibility/2006" xmlns:aink="http://schemas.microsoft.com/office/drawing/2016/ink" xmlns:am3d="http://schemas.microsoft.com/office/drawing/2017/model3d" xmlns:o="urn:schemas-microsoft-com:office:office" xmlns:oel="http://schemas.microsoft.com/office/2019/extlst" xmlns:r="http://schemas.openxmlformats.org/officeDocument/2006/relationships" xmlns:m="http://schemas.openxmlformats.org/officeDocument/2006/math" xmlns:v="urn:schemas-microsoft-com:vml" xmlns:wp14="http://schemas.microsoft.com/office/word/2010/wordprocessingDrawing" xmlns:wp="http://schemas.openxmlformats.org/drawingml/2006/wordprocessingDrawing" xmlns:w10="urn:schemas-microsoft-com:office:word" xmlns:w="http://schemas.openxmlformats.org/wordprocessingml/2006/main" xmlns:w14="http://schemas.microsoft.com/office/word/2010/wordml" xmlns:w15="http://schemas.microsoft.com/office/word/2012/wordml" xmlns:w16cex="http://schemas.microsoft.com/office/word/2018/wordml/cex" xmlns:w16cid="http://schemas.microsoft.com/office/word/2016/wordml/cid" xmlns:w16="http://schemas.microsoft.com/office/word/2018/wordml" xmlns:w16du="http://schemas.microsoft.com/office/word/2023/wordml/word16du" xmlns:w16sdtdh="http://schemas.microsoft.com/office/word/2020/wordml/sdtdatahash" xmlns:w16se="http://schemas.microsoft.com/office/word/2015/wordml/symex" xmlns:wpg="http://schemas.microsoft.com/office/word/2010/wordprocessingGroup" xmlns:wpi="http://schemas.microsoft.com/office/word/2010/wordprocessingInk" xmlns:wne="http://schemas.microsoft.com/office/word/2006/wordml" xmlns:wps="http://schemas.microsoft.com/office/word/2010/wordprocessingShape" mc:Ignorable="w14 w15 w16se w16cid w16 w16cex w16sdtdh w16du wp14">
+<w:hdr xmlns:wpc="http://schemas.microsoft.com/office/word/2010/wordprocessingCanvas" xmlns:cx="http://schemas.microsoft.com/office/drawing/2014/chartex" xmlns:cx1="http://schemas.microsoft.com/office/drawing/2015/9/8/chartex" xmlns:cx2="http://schemas.microsoft.com/office/drawing/2015/10/21/chartex" xmlns:cx3="http://schemas.microsoft.com/office/drawing/2016/5/9/chartex" xmlns:cx4="http://schemas.microsoft.com/office/drawing/2016/5/10/chartex" xmlns:cx5="http://schemas.microsoft.com/office/drawing/2016/5/11/chartex" xmlns:cx6="http://schemas.microsoft.com/office/drawing/2016/5/12/chartex" xmlns:cx7="http://schemas.microsoft.com/office/drawing/2016/5/13/chartex" xmlns:cx8="http://schemas.microsoft.com/office/drawing/2016/5/14/chartex" xmlns:mc="http://schemas.openxmlformats.org/markup-compatibility/2006" xmlns:aink="http://schemas.microsoft.com/office/drawing/2016/ink" xmlns:am3d="http://schemas.microsoft.com/office/drawing/2017/model3d" xmlns:o="urn:schemas-microsoft-com:office:office" xmlns:oel="http://schemas.microsoft.com/office/2019/extlst" xmlns:r="http://schemas.openxmlformats.org/officeDocument/2006/relationships" xmlns:m="http://schemas.openxmlformats.org/officeDocument/2006/math" xmlns:v="urn:schemas-microsoft-com:vml" xmlns:wp14="http://schemas.microsoft.com/office/word/2010/wordprocessingDrawing" xmlns:wp="http://schemas.openxmlformats.org/drawingml/2006/wordprocessingDrawing" xmlns:w10="urn:schemas-microsoft-com:office:word" xmlns:w="http://schemas.openxmlformats.org/wordprocessingml/2006/main" xmlns:w14="http://schemas.microsoft.com/office/word/2010/wordml" xmlns:w15="http://schemas.microsoft.com/office/word/2012/wordml" xmlns:w16cex="http://schemas.microsoft.com/office/word/2018/wordml/cex" xmlns:w16cid="http://schemas.microsoft.com/office/word/2016/wordml/cid" xmlns:w16="http://schemas.microsoft.com/office/word/2018/wordml" xmlns:w16du="http://schemas.microsoft.com/office/word/2023/wordml/word16du" xmlns:w16sdtdh="http://schemas.microsoft.com/office/word/2020/wordml/sdtdatahash" xmlns:w16sdtfl="http://schemas.microsoft.com/office/word/2024/wordml/sdtformatlock" xmlns:w16se="http://schemas.microsoft.com/office/word/2015/wordml/symex" xmlns:wpg="http://schemas.microsoft.com/office/word/2010/wordprocessingGroup" xmlns:wpi="http://schemas.microsoft.com/office/word/2010/wordprocessingInk" xmlns:wne="http://schemas.microsoft.com/office/word/2006/wordml" xmlns:wps="http://schemas.microsoft.com/office/word/2010/wordprocessingShape" mc:Ignorable="w14 w15 w16se w16cid w16 w16cex w16sdtdh w16sdtfl w16du wp14">
+  <w:p>
+    <w:pPr>
+      <w:pStyle w:val="Header"/>
+    </w:pPr>
+  </w:p>
+</w:hdr>
+</file>
+
+<file path=word/header2.xml><?xml version="1.0" encoding="utf-8"?>
+<w:hdr xmlns:wpc="http://schemas.microsoft.com/office/word/2010/wordprocessingCanvas" xmlns:cx="http://schemas.microsoft.com/office/drawing/2014/chartex" xmlns:cx1="http://schemas.microsoft.com/office/drawing/2015/9/8/chartex" xmlns:cx2="http://schemas.microsoft.com/office/drawing/2015/10/21/chartex" xmlns:cx3="http://schemas.microsoft.com/office/drawing/2016/5/9/chartex" xmlns:cx4="http://schemas.microsoft.com/office/drawing/2016/5/10/chartex" xmlns:cx5="http://schemas.microsoft.com/office/drawing/2016/5/11/chartex" xmlns:cx6="http://schemas.microsoft.com/office/drawing/2016/5/12/chartex" xmlns:cx7="http://schemas.microsoft.com/office/drawing/2016/5/13/chartex" xmlns:cx8="http://schemas.microsoft.com/office/drawing/2016/5/14/chartex" xmlns:mc="http://schemas.openxmlformats.org/markup-compatibility/2006" xmlns:aink="http://schemas.microsoft.com/office/drawing/2016/ink" xmlns:am3d="http://schemas.microsoft.com/office/drawing/2017/model3d" xmlns:o="urn:schemas-microsoft-com:office:office" xmlns:oel="http://schemas.microsoft.com/office/2019/extlst" xmlns:r="http://schemas.openxmlformats.org/officeDocument/2006/relationships" xmlns:m="http://schemas.openxmlformats.org/officeDocument/2006/math" xmlns:v="urn:schemas-microsoft-com:vml" xmlns:wp14="http://schemas.microsoft.com/office/word/2010/wordprocessingDrawing" xmlns:wp="http://schemas.openxmlformats.org/drawingml/2006/wordprocessingDrawing" xmlns:w10="urn:schemas-microsoft-com:office:word" xmlns:w="http://schemas.openxmlformats.org/wordprocessingml/2006/main" xmlns:w14="http://schemas.microsoft.com/office/word/2010/wordml" xmlns:w15="http://schemas.microsoft.com/office/word/2012/wordml" xmlns:w16cex="http://schemas.microsoft.com/office/word/2018/wordml/cex" xmlns:w16cid="http://schemas.microsoft.com/office/word/2016/wordml/cid" xmlns:w16="http://schemas.microsoft.com/office/word/2018/wordml" xmlns:w16du="http://schemas.microsoft.com/office/word/2023/wordml/word16du" xmlns:w16sdtdh="http://schemas.microsoft.com/office/word/2020/wordml/sdtdatahash" xmlns:w16sdtfl="http://schemas.microsoft.com/office/word/2024/wordml/sdtformatlock" xmlns:w16se="http://schemas.microsoft.com/office/word/2015/wordml/symex" xmlns:wpg="http://schemas.microsoft.com/office/word/2010/wordprocessingGroup" xmlns:wpi="http://schemas.microsoft.com/office/word/2010/wordprocessingInk" xmlns:wne="http://schemas.microsoft.com/office/word/2006/wordml" xmlns:wps="http://schemas.microsoft.com/office/word/2010/wordprocessingShape" mc:Ignorable="w14 w15 w16se w16cid w16 w16cex w16sdtdh w16sdtfl w16du wp14">
   <w:p>
     <w:pPr>
       <w:pStyle w:val="Heading1"/>
@@ -4031,8 +4085,18 @@
 </w:hdr>
 </file>
 
+<file path=word/header3.xml><?xml version="1.0" encoding="utf-8"?>
+<w:hdr xmlns:wpc="http://schemas.microsoft.com/office/word/2010/wordprocessingCanvas" xmlns:cx="http://schemas.microsoft.com/office/drawing/2014/chartex" xmlns:cx1="http://schemas.microsoft.com/office/drawing/2015/9/8/chartex" xmlns:cx2="http://schemas.microsoft.com/office/drawing/2015/10/21/chartex" xmlns:cx3="http://schemas.microsoft.com/office/drawing/2016/5/9/chartex" xmlns:cx4="http://schemas.microsoft.com/office/drawing/2016/5/10/chartex" xmlns:cx5="http://schemas.microsoft.com/office/drawing/2016/5/11/chartex" xmlns:cx6="http://schemas.microsoft.com/office/drawing/2016/5/12/chartex" xmlns:cx7="http://schemas.microsoft.com/office/drawing/2016/5/13/chartex" xmlns:cx8="http://schemas.microsoft.com/office/drawing/2016/5/14/chartex" xmlns:mc="http://schemas.openxmlformats.org/markup-compatibility/2006" xmlns:aink="http://schemas.microsoft.com/office/drawing/2016/ink" xmlns:am3d="http://schemas.microsoft.com/office/drawing/2017/model3d" xmlns:o="urn:schemas-microsoft-com:office:office" xmlns:oel="http://schemas.microsoft.com/office/2019/extlst" xmlns:r="http://schemas.openxmlformats.org/officeDocument/2006/relationships" xmlns:m="http://schemas.openxmlformats.org/officeDocument/2006/math" xmlns:v="urn:schemas-microsoft-com:vml" xmlns:wp14="http://schemas.microsoft.com/office/word/2010/wordprocessingDrawing" xmlns:wp="http://schemas.openxmlformats.org/drawingml/2006/wordprocessingDrawing" xmlns:w10="urn:schemas-microsoft-com:office:word" xmlns:w="http://schemas.openxmlformats.org/wordprocessingml/2006/main" xmlns:w14="http://schemas.microsoft.com/office/word/2010/wordml" xmlns:w15="http://schemas.microsoft.com/office/word/2012/wordml" xmlns:w16cex="http://schemas.microsoft.com/office/word/2018/wordml/cex" xmlns:w16cid="http://schemas.microsoft.com/office/word/2016/wordml/cid" xmlns:w16="http://schemas.microsoft.com/office/word/2018/wordml" xmlns:w16du="http://schemas.microsoft.com/office/word/2023/wordml/word16du" xmlns:w16sdtdh="http://schemas.microsoft.com/office/word/2020/wordml/sdtdatahash" xmlns:w16sdtfl="http://schemas.microsoft.com/office/word/2024/wordml/sdtformatlock" xmlns:w16se="http://schemas.microsoft.com/office/word/2015/wordml/symex" xmlns:wpg="http://schemas.microsoft.com/office/word/2010/wordprocessingGroup" xmlns:wpi="http://schemas.microsoft.com/office/word/2010/wordprocessingInk" xmlns:wne="http://schemas.microsoft.com/office/word/2006/wordml" xmlns:wps="http://schemas.microsoft.com/office/word/2010/wordprocessingShape" mc:Ignorable="w14 w15 w16se w16cid w16 w16cex w16sdtdh w16sdtfl w16du wp14">
+  <w:p>
+    <w:pPr>
+      <w:pStyle w:val="Header"/>
+    </w:pPr>
+  </w:p>
+</w:hdr>
+</file>
+
 <file path=word/numbering.xml><?xml version="1.0" encoding="utf-8"?>
-<w:numbering xmlns:wpc="http://schemas.microsoft.com/office/word/2010/wordprocessingCanvas" xmlns:cx="http://schemas.microsoft.com/office/drawing/2014/chartex" xmlns:cx1="http://schemas.microsoft.com/office/drawing/2015/9/8/chartex" xmlns:cx2="http://schemas.microsoft.com/office/drawing/2015/10/21/chartex" xmlns:cx3="http://schemas.microsoft.com/office/drawing/2016/5/9/chartex" xmlns:cx4="http://schemas.microsoft.com/office/drawing/2016/5/10/chartex" xmlns:cx5="http://schemas.microsoft.com/office/drawing/2016/5/11/chartex" xmlns:cx6="http://schemas.microsoft.com/office/drawing/2016/5/12/chartex" xmlns:cx7="http://schemas.microsoft.com/office/drawing/2016/5/13/chartex" xmlns:cx8="http://schemas.microsoft.com/office/drawing/2016/5/14/chartex" xmlns:mc="http://schemas.openxmlformats.org/markup-compatibility/2006" xmlns:aink="http://schemas.microsoft.com/office/drawing/2016/ink" xmlns:am3d="http://schemas.microsoft.com/office/drawing/2017/model3d" xmlns:o="urn:schemas-microsoft-com:office:office" xmlns:oel="http://schemas.microsoft.com/office/2019/extlst" xmlns:r="http://schemas.openxmlformats.org/officeDocument/2006/relationships" xmlns:m="http://schemas.openxmlformats.org/officeDocument/2006/math" xmlns:v="urn:schemas-microsoft-com:vml" xmlns:wp14="http://schemas.microsoft.com/office/word/2010/wordprocessingDrawing" xmlns:wp="http://schemas.openxmlformats.org/drawingml/2006/wordprocessingDrawing" xmlns:w10="urn:schemas-microsoft-com:office:word" xmlns:w="http://schemas.openxmlformats.org/wordprocessingml/2006/main" xmlns:w14="http://schemas.microsoft.com/office/word/2010/wordml" xmlns:w15="http://schemas.microsoft.com/office/word/2012/wordml" xmlns:w16cex="http://schemas.microsoft.com/office/word/2018/wordml/cex" xmlns:w16cid="http://schemas.microsoft.com/office/word/2016/wordml/cid" xmlns:w16="http://schemas.microsoft.com/office/word/2018/wordml" xmlns:w16du="http://schemas.microsoft.com/office/word/2023/wordml/word16du" xmlns:w16sdtdh="http://schemas.microsoft.com/office/word/2020/wordml/sdtdatahash" xmlns:w16se="http://schemas.microsoft.com/office/word/2015/wordml/symex" xmlns:wpg="http://schemas.microsoft.com/office/word/2010/wordprocessingGroup" xmlns:wpi="http://schemas.microsoft.com/office/word/2010/wordprocessingInk" xmlns:wne="http://schemas.microsoft.com/office/word/2006/wordml" xmlns:wps="http://schemas.microsoft.com/office/word/2010/wordprocessingShape" mc:Ignorable="w14 w15 w16se w16cid w16 w16cex w16sdtdh w16du wp14">
+<w:numbering xmlns:wpc="http://schemas.microsoft.com/office/word/2010/wordprocessingCanvas" xmlns:cx="http://schemas.microsoft.com/office/drawing/2014/chartex" xmlns:cx1="http://schemas.microsoft.com/office/drawing/2015/9/8/chartex" xmlns:cx2="http://schemas.microsoft.com/office/drawing/2015/10/21/chartex" xmlns:cx3="http://schemas.microsoft.com/office/drawing/2016/5/9/chartex" xmlns:cx4="http://schemas.microsoft.com/office/drawing/2016/5/10/chartex" xmlns:cx5="http://schemas.microsoft.com/office/drawing/2016/5/11/chartex" xmlns:cx6="http://schemas.microsoft.com/office/drawing/2016/5/12/chartex" xmlns:cx7="http://schemas.microsoft.com/office/drawing/2016/5/13/chartex" xmlns:cx8="http://schemas.microsoft.com/office/drawing/2016/5/14/chartex" xmlns:mc="http://schemas.openxmlformats.org/markup-compatibility/2006" xmlns:aink="http://schemas.microsoft.com/office/drawing/2016/ink" xmlns:am3d="http://schemas.microsoft.com/office/drawing/2017/model3d" xmlns:o="urn:schemas-microsoft-com:office:office" xmlns:oel="http://schemas.microsoft.com/office/2019/extlst" xmlns:r="http://schemas.openxmlformats.org/officeDocument/2006/relationships" xmlns:m="http://schemas.openxmlformats.org/officeDocument/2006/math" xmlns:v="urn:schemas-microsoft-com:vml" xmlns:wp14="http://schemas.microsoft.com/office/word/2010/wordprocessingDrawing" xmlns:wp="http://schemas.openxmlformats.org/drawingml/2006/wordprocessingDrawing" xmlns:w10="urn:schemas-microsoft-com:office:word" xmlns:w="http://schemas.openxmlformats.org/wordprocessingml/2006/main" xmlns:w14="http://schemas.microsoft.com/office/word/2010/wordml" xmlns:w15="http://schemas.microsoft.com/office/word/2012/wordml" xmlns:w16cex="http://schemas.microsoft.com/office/word/2018/wordml/cex" xmlns:w16cid="http://schemas.microsoft.com/office/word/2016/wordml/cid" xmlns:w16="http://schemas.microsoft.com/office/word/2018/wordml" xmlns:w16du="http://schemas.microsoft.com/office/word/2023/wordml/word16du" xmlns:w16sdtdh="http://schemas.microsoft.com/office/word/2020/wordml/sdtdatahash" xmlns:w16sdtfl="http://schemas.microsoft.com/office/word/2024/wordml/sdtformatlock" xmlns:w16se="http://schemas.microsoft.com/office/word/2015/wordml/symex" xmlns:wpg="http://schemas.microsoft.com/office/word/2010/wordprocessingGroup" xmlns:wpi="http://schemas.microsoft.com/office/word/2010/wordprocessingInk" xmlns:wne="http://schemas.microsoft.com/office/word/2006/wordml" xmlns:wps="http://schemas.microsoft.com/office/word/2010/wordprocessingShape" mc:Ignorable="w14 w15 w16se w16cid w16 w16cex w16sdtdh w16sdtfl w16du wp14">
   <w:abstractNum w:abstractNumId="0" w15:restartNumberingAfterBreak="0">
     <w:nsid w:val="0B9B6B9F"/>
     <w:multiLevelType w:val="hybridMultilevel"/>
@@ -5529,62 +5593,62 @@
       </w:pPr>
     </w:lvl>
   </w:abstractNum>
-  <w:num w:numId="1" w16cid:durableId="1811633949">
+  <w:num w:numId="1" w16cid:durableId="1837568140">
     <w:abstractNumId w:val="3"/>
   </w:num>
-  <w:num w:numId="2" w16cid:durableId="347876942">
+  <w:num w:numId="2" w16cid:durableId="159082092">
     <w:abstractNumId w:val="4"/>
   </w:num>
-  <w:num w:numId="3" w16cid:durableId="971984803">
+  <w:num w:numId="3" w16cid:durableId="1345522693">
     <w:abstractNumId w:val="8"/>
   </w:num>
-  <w:num w:numId="4" w16cid:durableId="109859969">
+  <w:num w:numId="4" w16cid:durableId="961502021">
     <w:abstractNumId w:val="15"/>
   </w:num>
-  <w:num w:numId="5" w16cid:durableId="888764483">
+  <w:num w:numId="5" w16cid:durableId="905147808">
     <w:abstractNumId w:val="2"/>
   </w:num>
-  <w:num w:numId="6" w16cid:durableId="763304912">
+  <w:num w:numId="6" w16cid:durableId="1542862198">
     <w:abstractNumId w:val="11"/>
   </w:num>
-  <w:num w:numId="7" w16cid:durableId="664668318">
+  <w:num w:numId="7" w16cid:durableId="501313259">
     <w:abstractNumId w:val="9"/>
   </w:num>
-  <w:num w:numId="8" w16cid:durableId="742988537">
+  <w:num w:numId="8" w16cid:durableId="293562777">
     <w:abstractNumId w:val="12"/>
   </w:num>
-  <w:num w:numId="9" w16cid:durableId="859389509">
+  <w:num w:numId="9" w16cid:durableId="271939813">
     <w:abstractNumId w:val="13"/>
   </w:num>
-  <w:num w:numId="10" w16cid:durableId="2077894119">
+  <w:num w:numId="10" w16cid:durableId="1118332592">
     <w:abstractNumId w:val="16"/>
   </w:num>
-  <w:num w:numId="11" w16cid:durableId="904148239">
+  <w:num w:numId="11" w16cid:durableId="107624880">
     <w:abstractNumId w:val="0"/>
   </w:num>
-  <w:num w:numId="12" w16cid:durableId="1690402124">
+  <w:num w:numId="12" w16cid:durableId="702022468">
     <w:abstractNumId w:val="5"/>
   </w:num>
-  <w:num w:numId="13" w16cid:durableId="1592664189">
+  <w:num w:numId="13" w16cid:durableId="1853687205">
     <w:abstractNumId w:val="1"/>
   </w:num>
-  <w:num w:numId="14" w16cid:durableId="13314218">
+  <w:num w:numId="14" w16cid:durableId="893739743">
     <w:abstractNumId w:val="7"/>
   </w:num>
-  <w:num w:numId="15" w16cid:durableId="1844660807">
+  <w:num w:numId="15" w16cid:durableId="624890976">
     <w:abstractNumId w:val="14"/>
   </w:num>
-  <w:num w:numId="16" w16cid:durableId="1727871258">
+  <w:num w:numId="16" w16cid:durableId="699936027">
     <w:abstractNumId w:val="10"/>
   </w:num>
-  <w:num w:numId="17" w16cid:durableId="581331426">
+  <w:num w:numId="17" w16cid:durableId="984159279">
     <w:abstractNumId w:val="6"/>
   </w:num>
 </w:numbering>
 </file>
 
 <file path=word/styles.xml><?xml version="1.0" encoding="utf-8"?>
-<w:styles xmlns:mc="http://schemas.openxmlformats.org/markup-compatibility/2006" xmlns:r="http://schemas.openxmlformats.org/officeDocument/2006/relationships" xmlns:w="http://schemas.openxmlformats.org/wordprocessingml/2006/main" xmlns:w14="http://schemas.microsoft.com/office/word/2010/wordml" xmlns:w15="http://schemas.microsoft.com/office/word/2012/wordml" xmlns:w16cex="http://schemas.microsoft.com/office/word/2018/wordml/cex" xmlns:w16cid="http://schemas.microsoft.com/office/word/2016/wordml/cid" xmlns:w16="http://schemas.microsoft.com/office/word/2018/wordml" xmlns:w16du="http://schemas.microsoft.com/office/word/2023/wordml/word16du" xmlns:w16sdtdh="http://schemas.microsoft.com/office/word/2020/wordml/sdtdatahash" xmlns:w16se="http://schemas.microsoft.com/office/word/2015/wordml/symex" mc:Ignorable="w14 w15 w16se w16cid w16 w16cex w16sdtdh w16du">
+<w:styles xmlns:mc="http://schemas.openxmlformats.org/markup-compatibility/2006" xmlns:r="http://schemas.openxmlformats.org/officeDocument/2006/relationships" xmlns:w="http://schemas.openxmlformats.org/wordprocessingml/2006/main" xmlns:w14="http://schemas.microsoft.com/office/word/2010/wordml" xmlns:w15="http://schemas.microsoft.com/office/word/2012/wordml" xmlns:w16cex="http://schemas.microsoft.com/office/word/2018/wordml/cex" xmlns:w16cid="http://schemas.microsoft.com/office/word/2016/wordml/cid" xmlns:w16="http://schemas.microsoft.com/office/word/2018/wordml" xmlns:w16du="http://schemas.microsoft.com/office/word/2023/wordml/word16du" xmlns:w16sdtdh="http://schemas.microsoft.com/office/word/2020/wordml/sdtdatahash" xmlns:w16sdtfl="http://schemas.microsoft.com/office/word/2024/wordml/sdtformatlock" xmlns:w16se="http://schemas.microsoft.com/office/word/2015/wordml/symex" mc:Ignorable="w14 w15 w16se w16cid w16 w16cex w16sdtdh w16sdtfl w16du">
   <w:docDefaults>
     <w:rPrDefault>
       <w:rPr>

--- a/lessons/13/BuildValidationPart1.docx
+++ b/lessons/13/BuildValidationPart1.docx
@@ -847,7 +847,6 @@
         </w:rPr>
         <w:t>Disconnect</w:t>
       </w:r>
-      <w:proofErr w:type="gramStart"/>
       <w:r>
         <w:rPr>
           <w:rFonts w:cs="Cavolini"/>
@@ -860,7 +859,6 @@
         </w:rPr>
         <w:t>.</w:t>
       </w:r>
-      <w:proofErr w:type="gramEnd"/>
       <w:r>
         <w:rPr>
           <w:rFonts w:cs="Cavolini"/>
